--- a/Labs/lab13 curveTracer PseudoRamp/curveTracer pseudoRamp Document.docx
+++ b/Labs/lab13 curveTracer PseudoRamp/curveTracer pseudoRamp Document.docx
@@ -1,6 +1,6 @@
 
 <file path=word/document.xml><?xml version="1.0" encoding="utf-8"?>
-<w:document xmlns:wpc="http://schemas.microsoft.com/office/word/2010/wordprocessingCanvas" xmlns:cx="http://schemas.microsoft.com/office/drawing/2014/chartex" xmlns:cx1="http://schemas.microsoft.com/office/drawing/2015/9/8/chartex" xmlns:cx2="http://schemas.microsoft.com/office/drawing/2015/10/21/chartex" xmlns:cx3="http://schemas.microsoft.com/office/drawing/2016/5/9/chartex" xmlns:cx4="http://schemas.microsoft.com/office/drawing/2016/5/10/chartex" xmlns:cx5="http://schemas.microsoft.com/office/drawing/2016/5/11/chartex" xmlns:cx6="http://schemas.microsoft.com/office/drawing/2016/5/12/chartex" xmlns:cx7="http://schemas.microsoft.com/office/drawing/2016/5/13/chartex" xmlns:cx8="http://schemas.microsoft.com/office/drawing/2016/5/14/chartex" xmlns:mc="http://schemas.openxmlformats.org/markup-compatibility/2006" xmlns:aink="http://schemas.microsoft.com/office/drawing/2016/ink" xmlns:am3d="http://schemas.microsoft.com/office/drawing/2017/model3d" xmlns:o="urn:schemas-microsoft-com:office:office" xmlns:oel="http://schemas.microsoft.com/office/2019/extlst" xmlns:r="http://schemas.openxmlformats.org/officeDocument/2006/relationships" xmlns:m="http://schemas.openxmlformats.org/officeDocument/2006/math" xmlns:v="urn:schemas-microsoft-com:vml" xmlns:wp14="http://schemas.microsoft.com/office/word/2010/wordprocessingDrawing" xmlns:wp="http://schemas.openxmlformats.org/drawingml/2006/wordprocessingDrawing" xmlns:w10="urn:schemas-microsoft-com:office:word" xmlns:w="http://schemas.openxmlformats.org/wordprocessingml/2006/main" xmlns:w14="http://schemas.microsoft.com/office/word/2010/wordml" xmlns:w15="http://schemas.microsoft.com/office/word/2012/wordml" xmlns:w16cex="http://schemas.microsoft.com/office/word/2018/wordml/cex" xmlns:w16cid="http://schemas.microsoft.com/office/word/2016/wordml/cid" xmlns:w16="http://schemas.microsoft.com/office/word/2018/wordml" xmlns:w16du="http://schemas.microsoft.com/office/word/2023/wordml/word16du" xmlns:w16sdtdh="http://schemas.microsoft.com/office/word/2020/wordml/sdtdatahash" xmlns:w16se="http://schemas.microsoft.com/office/word/2015/wordml/symex" xmlns:wpg="http://schemas.microsoft.com/office/word/2010/wordprocessingGroup" xmlns:wpi="http://schemas.microsoft.com/office/word/2010/wordprocessingInk" xmlns:wne="http://schemas.microsoft.com/office/word/2006/wordml" xmlns:wps="http://schemas.microsoft.com/office/word/2010/wordprocessingShape" mc:Ignorable="w14 w15 w16se w16cid w16 w16cex w16sdtdh w16du wp14">
+<w:document xmlns:wpc="http://schemas.microsoft.com/office/word/2010/wordprocessingCanvas" xmlns:cx="http://schemas.microsoft.com/office/drawing/2014/chartex" xmlns:cx1="http://schemas.microsoft.com/office/drawing/2015/9/8/chartex" xmlns:cx2="http://schemas.microsoft.com/office/drawing/2015/10/21/chartex" xmlns:cx3="http://schemas.microsoft.com/office/drawing/2016/5/9/chartex" xmlns:cx4="http://schemas.microsoft.com/office/drawing/2016/5/10/chartex" xmlns:cx5="http://schemas.microsoft.com/office/drawing/2016/5/11/chartex" xmlns:cx6="http://schemas.microsoft.com/office/drawing/2016/5/12/chartex" xmlns:cx7="http://schemas.microsoft.com/office/drawing/2016/5/13/chartex" xmlns:cx8="http://schemas.microsoft.com/office/drawing/2016/5/14/chartex" xmlns:mc="http://schemas.openxmlformats.org/markup-compatibility/2006" xmlns:aink="http://schemas.microsoft.com/office/drawing/2016/ink" xmlns:am3d="http://schemas.microsoft.com/office/drawing/2017/model3d" xmlns:o="urn:schemas-microsoft-com:office:office" xmlns:oel="http://schemas.microsoft.com/office/2019/extlst" xmlns:r="http://schemas.openxmlformats.org/officeDocument/2006/relationships" xmlns:m="http://schemas.openxmlformats.org/officeDocument/2006/math" xmlns:v="urn:schemas-microsoft-com:vml" xmlns:wp14="http://schemas.microsoft.com/office/word/2010/wordprocessingDrawing" xmlns:wp="http://schemas.openxmlformats.org/drawingml/2006/wordprocessingDrawing" xmlns:w10="urn:schemas-microsoft-com:office:word" xmlns:w="http://schemas.openxmlformats.org/wordprocessingml/2006/main" xmlns:w14="http://schemas.microsoft.com/office/word/2010/wordml" xmlns:w15="http://schemas.microsoft.com/office/word/2012/wordml" xmlns:w16cex="http://schemas.microsoft.com/office/word/2018/wordml/cex" xmlns:w16cid="http://schemas.microsoft.com/office/word/2016/wordml/cid" xmlns:w16="http://schemas.microsoft.com/office/word/2018/wordml" xmlns:w16du="http://schemas.microsoft.com/office/word/2023/wordml/word16du" xmlns:w16sdtdh="http://schemas.microsoft.com/office/word/2020/wordml/sdtdatahash" xmlns:w16sdtfl="http://schemas.microsoft.com/office/word/2024/wordml/sdtformatlock" xmlns:w16se="http://schemas.microsoft.com/office/word/2015/wordml/symex" xmlns:wpg="http://schemas.microsoft.com/office/word/2010/wordprocessingGroup" xmlns:wpi="http://schemas.microsoft.com/office/word/2010/wordprocessingInk" xmlns:wne="http://schemas.microsoft.com/office/word/2006/wordml" xmlns:wps="http://schemas.microsoft.com/office/word/2010/wordprocessingShape" mc:Ignorable="w14 w15 w16se w16cid w16 w16cex w16sdtdh w16sdtfl w16du wp14">
   <w:body>
     <w:p>
       <w:pPr>
@@ -1027,14 +1027,27 @@
       <w:r>
         <w:t xml:space="preserve">Figure </w:t>
       </w:r>
-      <w:fldSimple w:instr=" SEQ Figure \* ARABIC ">
-        <w:r>
-          <w:rPr>
-            <w:noProof/>
-          </w:rPr>
-          <w:t>1</w:t>
-        </w:r>
-      </w:fldSimple>
+      <w:r>
+        <w:fldChar w:fldCharType="begin"/>
+      </w:r>
+      <w:r>
+        <w:instrText xml:space="preserve"> SEQ Figure \* ARABIC </w:instrText>
+      </w:r>
+      <w:r>
+        <w:fldChar w:fldCharType="separate"/>
+      </w:r>
+      <w:r>
+        <w:rPr>
+          <w:noProof/>
+        </w:rPr>
+        <w:t>1</w:t>
+      </w:r>
+      <w:r>
+        <w:rPr>
+          <w:noProof/>
+        </w:rPr>
+        <w:fldChar w:fldCharType="end"/>
+      </w:r>
       <w:bookmarkEnd w:id="2"/>
       <w:r>
         <w:t>: An example of the output the Pseudo Ramp Generator creates.</w:t>
@@ -1156,14 +1169,27 @@
       <w:r>
         <w:t xml:space="preserve">Figure </w:t>
       </w:r>
-      <w:fldSimple w:instr=" SEQ Figure \* ARABIC ">
-        <w:r>
-          <w:rPr>
-            <w:noProof/>
-          </w:rPr>
-          <w:t>2</w:t>
-        </w:r>
-      </w:fldSimple>
+      <w:r>
+        <w:fldChar w:fldCharType="begin"/>
+      </w:r>
+      <w:r>
+        <w:instrText xml:space="preserve"> SEQ Figure \* ARABIC </w:instrText>
+      </w:r>
+      <w:r>
+        <w:fldChar w:fldCharType="separate"/>
+      </w:r>
+      <w:r>
+        <w:rPr>
+          <w:noProof/>
+        </w:rPr>
+        <w:t>2</w:t>
+      </w:r>
+      <w:r>
+        <w:rPr>
+          <w:noProof/>
+        </w:rPr>
+        <w:fldChar w:fldCharType="end"/>
+      </w:r>
       <w:bookmarkEnd w:id="3"/>
       <w:r>
         <w:t>: The complete BJT curve tracer.</w:t>
@@ -1232,7 +1258,13 @@
         <w:t>s</w:t>
       </w:r>
       <w:r>
-        <w:t xml:space="preserve">. In order to understand the behavior of the </w:t>
+        <w:t xml:space="preserve">. </w:t>
+      </w:r>
+      <w:r>
+        <w:t>To</w:t>
+      </w:r>
+      <w:r>
+        <w:t xml:space="preserve"> understand the behavior of the </w:t>
       </w:r>
       <w:r>
         <w:t>Pseudo Ramp Generator</w:t>
@@ -1301,14 +1333,27 @@
       <w:r>
         <w:t xml:space="preserve">Table </w:t>
       </w:r>
-      <w:fldSimple w:instr=" SEQ Table \* ARABIC ">
-        <w:r>
-          <w:rPr>
-            <w:noProof/>
-          </w:rPr>
-          <w:t>1</w:t>
-        </w:r>
-      </w:fldSimple>
+      <w:r>
+        <w:fldChar w:fldCharType="begin"/>
+      </w:r>
+      <w:r>
+        <w:instrText xml:space="preserve"> SEQ Table \* ARABIC </w:instrText>
+      </w:r>
+      <w:r>
+        <w:fldChar w:fldCharType="separate"/>
+      </w:r>
+      <w:r>
+        <w:rPr>
+          <w:noProof/>
+        </w:rPr>
+        <w:t>1</w:t>
+      </w:r>
+      <w:r>
+        <w:rPr>
+          <w:noProof/>
+        </w:rPr>
+        <w:fldChar w:fldCharType="end"/>
+      </w:r>
       <w:bookmarkEnd w:id="4"/>
       <w:r>
         <w:t>: The output of the 555 Timer and Schmitt Trigger Oscillator simulations from the prior labs.</w:t>
@@ -1383,7 +1428,21 @@
               <w:rPr>
                 <w:b/>
               </w:rPr>
-              <w:t>Schmitt Trigger Relax Osc Simulation</w:t>
+              <w:t xml:space="preserve">Schmitt Trigger Relax </w:t>
+            </w:r>
+            <w:proofErr w:type="spellStart"/>
+            <w:r>
+              <w:rPr>
+                <w:b/>
+              </w:rPr>
+              <w:t>Osc</w:t>
+            </w:r>
+            <w:proofErr w:type="spellEnd"/>
+            <w:r>
+              <w:rPr>
+                <w:b/>
+              </w:rPr>
+              <w:t xml:space="preserve"> Simulation</w:t>
             </w:r>
           </w:p>
         </w:tc>
@@ -1940,14 +1999,27 @@
       <w:r>
         <w:t xml:space="preserve">Figure </w:t>
       </w:r>
-      <w:fldSimple w:instr=" SEQ Figure \* ARABIC ">
-        <w:r>
-          <w:rPr>
-            <w:noProof/>
-          </w:rPr>
-          <w:t>3</w:t>
-        </w:r>
-      </w:fldSimple>
+      <w:r>
+        <w:fldChar w:fldCharType="begin"/>
+      </w:r>
+      <w:r>
+        <w:instrText xml:space="preserve"> SEQ Figure \* ARABIC </w:instrText>
+      </w:r>
+      <w:r>
+        <w:fldChar w:fldCharType="separate"/>
+      </w:r>
+      <w:r>
+        <w:rPr>
+          <w:noProof/>
+        </w:rPr>
+        <w:t>3</w:t>
+      </w:r>
+      <w:r>
+        <w:rPr>
+          <w:noProof/>
+        </w:rPr>
+        <w:fldChar w:fldCharType="end"/>
+      </w:r>
       <w:bookmarkEnd w:id="5"/>
       <w:r>
         <w:t xml:space="preserve">: The </w:t>
@@ -2455,7 +2527,10 @@
         <w:fldChar w:fldCharType="end"/>
       </w:r>
       <w:r>
-        <w:t xml:space="preserve">?  Well, if we limit the charging to the very beginning of the exponential function, then we may get a sufficiently </w:t>
+        <w:t xml:space="preserve">?  Well, if we limit the charging to the very beginning of the exponential function, then we </w:t>
+      </w:r>
+      <w:r>
+        <w:t xml:space="preserve">get a signal that is very </w:t>
       </w:r>
       <w:r>
         <w:t>close to</w:t>
@@ -2467,7 +2542,19 @@
         <w:t>a straight line</w:t>
       </w:r>
       <w:r>
-        <w:t xml:space="preserve">.  In order to do this, we will need to limit the charging of the capacitor in </w:t>
+        <w:t xml:space="preserve">.  </w:t>
+      </w:r>
+      <w:r>
+        <w:t>To</w:t>
+      </w:r>
+      <w:r>
+        <w:t xml:space="preserve"> do this, we will need to </w:t>
+      </w:r>
+      <w:r>
+        <w:t>limit</w:t>
+      </w:r>
+      <w:r>
+        <w:t xml:space="preserve"> the charging of the capacitor in </w:t>
       </w:r>
       <w:r>
         <w:fldChar w:fldCharType="begin"/>
@@ -2491,7 +2578,13 @@
         <w:fldChar w:fldCharType="end"/>
       </w:r>
       <w:r>
-        <w:t xml:space="preserve">.  We will do this by periodically removing the charge off the capacitor using the same technique used in the </w:t>
+        <w:t xml:space="preserve"> to about 1V</w:t>
+      </w:r>
+      <w:r>
+        <w:t xml:space="preserve">.  We will do this by periodically removing the charge off the capacitor using </w:t>
+      </w:r>
+      <w:r>
+        <w:t xml:space="preserve">a MOSFET just like we did with the </w:t>
       </w:r>
       <w:r>
         <w:t>Deboo Integrator.</w:t>
@@ -2559,10 +2652,27 @@
         <w:rPr>
           <w:bCs/>
         </w:rPr>
-        <w:t xml:space="preserve"> capacitor.  </w:t>
-      </w:r>
-      <w:r>
-        <w:t xml:space="preserve">The left-side of </w:t>
+        <w:t xml:space="preserve"> capacitor</w:t>
+      </w:r>
+      <w:r>
+        <w:rPr>
+          <w:bCs/>
+        </w:rPr>
+        <w:t xml:space="preserve"> connected to the non-inverting input of the </w:t>
+      </w:r>
+      <w:proofErr w:type="spellStart"/>
+      <w:r>
+        <w:rPr>
+          <w:bCs/>
+        </w:rPr>
+        <w:t>opamp</w:t>
+      </w:r>
+      <w:proofErr w:type="spellEnd"/>
+      <w:r>
+        <w:rPr>
+          <w:bCs/>
+        </w:rPr>
+        <w:t xml:space="preserve">.  </w:t>
       </w:r>
       <w:r>
         <w:fldChar w:fldCharType="begin"/>
@@ -2586,22 +2696,16 @@
         <w:fldChar w:fldCharType="end"/>
       </w:r>
       <w:r>
-        <w:t xml:space="preserve"> shows the schematic view of </w:t>
-      </w:r>
-      <w:r>
-        <w:t xml:space="preserve">the </w:t>
-      </w:r>
-      <w:r>
-        <w:t>MOSFET</w:t>
-      </w:r>
-      <w:r>
         <w:t xml:space="preserve"> </w:t>
       </w:r>
       <w:r>
-        <w:t xml:space="preserve">and capacitor </w:t>
-      </w:r>
-      <w:r>
-        <w:t xml:space="preserve">from </w:t>
+        <w:t xml:space="preserve">(left) </w:t>
+      </w:r>
+      <w:r>
+        <w:t>shows the</w:t>
+      </w:r>
+      <w:r>
+        <w:t xml:space="preserve"> relevant portion of the </w:t>
       </w:r>
       <w:r>
         <w:fldChar w:fldCharType="begin"/>
@@ -2625,7 +2729,46 @@
         <w:fldChar w:fldCharType="end"/>
       </w:r>
       <w:r>
-        <w:t>.</w:t>
+        <w:t xml:space="preserve"> </w:t>
+      </w:r>
+      <w:r>
+        <w:t xml:space="preserve">schematic </w:t>
+      </w:r>
+      <w:r>
+        <w:t xml:space="preserve">and </w:t>
+      </w:r>
+      <w:r>
+        <w:fldChar w:fldCharType="begin"/>
+      </w:r>
+      <w:r>
+        <w:instrText xml:space="preserve"> REF _Ref82261331 \h </w:instrText>
+      </w:r>
+      <w:r>
+        <w:fldChar w:fldCharType="separate"/>
+      </w:r>
+      <w:r>
+        <w:t xml:space="preserve">Figure </w:t>
+      </w:r>
+      <w:r>
+        <w:rPr>
+          <w:noProof/>
+        </w:rPr>
+        <w:t>4</w:t>
+      </w:r>
+      <w:r>
+        <w:fldChar w:fldCharType="end"/>
+      </w:r>
+      <w:r>
+        <w:t xml:space="preserve"> (</w:t>
+      </w:r>
+      <w:r>
+        <w:t>right</w:t>
+      </w:r>
+      <w:r>
+        <w:t xml:space="preserve">) </w:t>
+      </w:r>
+      <w:r>
+        <w:t xml:space="preserve">is a simplified </w:t>
       </w:r>
     </w:p>
     <w:p>
@@ -2689,29 +2832,69 @@
       <w:r>
         <w:t xml:space="preserve">Figure </w:t>
       </w:r>
-      <w:fldSimple w:instr=" SEQ Figure \* ARABIC ">
-        <w:r>
-          <w:rPr>
-            <w:noProof/>
-          </w:rPr>
-          <w:t>4</w:t>
-        </w:r>
-      </w:fldSimple>
+      <w:r>
+        <w:fldChar w:fldCharType="begin"/>
+      </w:r>
+      <w:r>
+        <w:instrText xml:space="preserve"> SEQ Figure \* ARABIC </w:instrText>
+      </w:r>
+      <w:r>
+        <w:fldChar w:fldCharType="separate"/>
+      </w:r>
+      <w:r>
+        <w:rPr>
+          <w:noProof/>
+        </w:rPr>
+        <w:t>4</w:t>
+      </w:r>
+      <w:r>
+        <w:rPr>
+          <w:noProof/>
+        </w:rPr>
+        <w:fldChar w:fldCharType="end"/>
+      </w:r>
       <w:bookmarkEnd w:id="7"/>
       <w:r>
-        <w:t xml:space="preserve">: The schematic of a </w:t>
-      </w:r>
-      <w:r>
-        <w:t>MOSFET</w:t>
-      </w:r>
-      <w:r>
-        <w:t>/capacitor</w:t>
-      </w:r>
-      <w:r>
-        <w:t xml:space="preserve"> and its equivalent circuit for the </w:t>
-      </w:r>
-      <w:r>
-        <w:t>Pseudo Ramp Generator.</w:t>
+        <w:t xml:space="preserve">: </w:t>
+      </w:r>
+      <w:r>
+        <w:t xml:space="preserve">(left) </w:t>
+      </w:r>
+      <w:r>
+        <w:t xml:space="preserve">The </w:t>
+      </w:r>
+      <w:r>
+        <w:t xml:space="preserve">relevant portion of the circuit from </w:t>
+      </w:r>
+      <w:r>
+        <w:fldChar w:fldCharType="begin"/>
+      </w:r>
+      <w:r>
+        <w:instrText xml:space="preserve"> REF _Ref94471249 \h </w:instrText>
+      </w:r>
+      <w:r>
+        <w:fldChar w:fldCharType="separate"/>
+      </w:r>
+      <w:r>
+        <w:t xml:space="preserve">Figure </w:t>
+      </w:r>
+      <w:r>
+        <w:rPr>
+          <w:noProof/>
+        </w:rPr>
+        <w:t>2</w:t>
+      </w:r>
+      <w:r>
+        <w:fldChar w:fldCharType="end"/>
+      </w:r>
+      <w:r>
+        <w:t xml:space="preserve">.  (right) A simplified version of the </w:t>
+      </w:r>
+      <w:r>
+        <w:t>circuit</w:t>
+      </w:r>
+      <w:r>
+        <w:t>.</w:t>
       </w:r>
     </w:p>
     <w:p>
@@ -2956,7 +3139,27 @@
         <w:fldChar w:fldCharType="end"/>
       </w:r>
       <w:r>
-        <w:t xml:space="preserve"> is driven by both the 555PULSE and FRAME signals through diodes.  Let’s take a moment to focus on the purpose of the diodes D5, D6.  In this analysis</w:t>
+        <w:t xml:space="preserve"> is driven by both the 555PULSE and FRAME signals through diodes.  Let’s take a moment to focus on the purpose of</w:t>
+      </w:r>
+      <w:r>
+        <w:t xml:space="preserve"> the two</w:t>
+      </w:r>
+      <w:r>
+        <w:t xml:space="preserve"> </w:t>
+      </w:r>
+      <w:r>
+        <w:t>diodes</w:t>
+      </w:r>
+      <w:r>
+        <w:t xml:space="preserve"> </w:t>
+      </w:r>
+      <w:proofErr w:type="gramStart"/>
+      <w:r>
+        <w:t>D5,</w:t>
+      </w:r>
+      <w:proofErr w:type="gramEnd"/>
+      <w:r>
+        <w:t xml:space="preserve"> D6.  In this analysis</w:t>
       </w:r>
       <w:r>
         <w:t xml:space="preserve">, </w:t>
@@ -3263,14 +3466,27 @@
         <w:lastRenderedPageBreak/>
         <w:t xml:space="preserve">Table </w:t>
       </w:r>
-      <w:fldSimple w:instr=" SEQ Table \* ARABIC ">
-        <w:r>
-          <w:rPr>
-            <w:noProof/>
-          </w:rPr>
-          <w:t>2</w:t>
-        </w:r>
-      </w:fldSimple>
+      <w:r>
+        <w:fldChar w:fldCharType="begin"/>
+      </w:r>
+      <w:r>
+        <w:instrText xml:space="preserve"> SEQ Table \* ARABIC </w:instrText>
+      </w:r>
+      <w:r>
+        <w:fldChar w:fldCharType="separate"/>
+      </w:r>
+      <w:r>
+        <w:rPr>
+          <w:noProof/>
+        </w:rPr>
+        <w:t>2</w:t>
+      </w:r>
+      <w:r>
+        <w:rPr>
+          <w:noProof/>
+        </w:rPr>
+        <w:fldChar w:fldCharType="end"/>
+      </w:r>
       <w:bookmarkEnd w:id="8"/>
       <w:bookmarkEnd w:id="9"/>
       <w:bookmarkEnd w:id="10"/>
@@ -3746,7 +3962,15 @@
         <w:t>0.1u</w:t>
       </w:r>
       <w:r>
-        <w:t xml:space="preserve">F capacitor is totally discharge.  </w:t>
+        <w:t xml:space="preserve">F capacitor is totally </w:t>
+      </w:r>
+      <w:proofErr w:type="gramStart"/>
+      <w:r>
+        <w:t>discharge</w:t>
+      </w:r>
+      <w:proofErr w:type="gramEnd"/>
+      <w:r>
+        <w:t xml:space="preserve">.  </w:t>
       </w:r>
       <w:r>
         <w:t>During one period of the 555PULSE signal</w:t>
@@ -4107,7 +4331,15 @@
         <w:t xml:space="preserve">Timer </w:t>
       </w:r>
       <w:r>
-        <w:t xml:space="preserve">via the NRST signal.  This 555 reset stops the 555 Timer from generating pulses and consequently </w:t>
+        <w:t xml:space="preserve">via the NRST signal.  </w:t>
+      </w:r>
+      <w:proofErr w:type="gramStart"/>
+      <w:r>
+        <w:t>This 555 reset</w:t>
+      </w:r>
+      <w:proofErr w:type="gramEnd"/>
+      <w:r>
+        <w:t xml:space="preserve"> stops the 555 Timer from generating pulses and consequently </w:t>
       </w:r>
       <w:r>
         <w:t xml:space="preserve">stops the 555PULSE signal </w:t>
@@ -4127,8 +4359,13 @@
       <w:r>
         <w:t xml:space="preserve">Timer </w:t>
       </w:r>
-      <w:r>
-        <w:t xml:space="preserve">is in reset due to the FRAME signal, the FRAME signal is responsible for clearing the charge off the </w:t>
+      <w:proofErr w:type="gramStart"/>
+      <w:r>
+        <w:t>is in</w:t>
+      </w:r>
+      <w:proofErr w:type="gramEnd"/>
+      <w:r>
+        <w:t xml:space="preserve"> reset due to the FRAME signal, the FRAME signal is responsible for clearing the charge off the </w:t>
       </w:r>
       <w:r>
         <w:t>0.1u</w:t>
@@ -4172,174 +4409,122 @@
         <w:t>the</w:t>
       </w:r>
       <w:r>
-        <w:t xml:space="preserve"> question further.</w:t>
+        <w:t xml:space="preserve"> question further</w:t>
+      </w:r>
+      <w:r>
+        <w:t xml:space="preserve"> by </w:t>
+      </w:r>
+      <w:r>
+        <w:t>simulat</w:t>
+      </w:r>
+      <w:r>
+        <w:t>ing</w:t>
+      </w:r>
+      <w:r>
+        <w:t xml:space="preserve"> it.</w:t>
       </w:r>
     </w:p>
     <w:p>
       <w:pPr>
-        <w:spacing w:after="160" w:line="259" w:lineRule="auto"/>
-      </w:pPr>
-      <w:bookmarkStart w:id="12" w:name="excel"/>
-      <w:r>
-        <w:t xml:space="preserve">Let’s compare the exponential </w:t>
-      </w:r>
-      <w:bookmarkEnd w:id="12"/>
-      <w:r>
-        <w:t xml:space="preserve">curve against a straight line using </w:t>
-      </w:r>
-      <w:r>
-        <w:t>the rampVsCharge</w:t>
-      </w:r>
-      <w:r>
-        <w:t>.xlsx</w:t>
-      </w:r>
-      <w:r>
-        <w:t xml:space="preserve"> spreadsheet posted on the Canvas page.  When you open the </w:t>
-      </w:r>
-      <w:r>
-        <w:t>spreadsheet,</w:t>
+        <w:pStyle w:val="Heading1"/>
+      </w:pPr>
+      <w:r>
+        <w:t>S</w:t>
+      </w:r>
+      <w:r>
+        <w:t>imulation</w:t>
+      </w:r>
+      <w:r>
+        <w:t>:</w:t>
       </w:r>
       <w:r>
         <w:t xml:space="preserve"> </w:t>
       </w:r>
       <w:r>
-        <w:t>its contents</w:t>
-      </w:r>
-      <w:r>
-        <w:t xml:space="preserve"> will look</w:t>
-      </w:r>
-      <w:r>
-        <w:t xml:space="preserve"> like </w:t>
-      </w:r>
-      <w:r>
-        <w:fldChar w:fldCharType="begin"/>
-      </w:r>
-      <w:r>
-        <w:instrText xml:space="preserve"> REF _Ref81419247 \h </w:instrText>
-      </w:r>
-      <w:r>
-        <w:fldChar w:fldCharType="separate"/>
-      </w:r>
-      <w:r>
-        <w:t xml:space="preserve">Figure </w:t>
-      </w:r>
-      <w:r>
-        <w:rPr>
-          <w:noProof/>
-        </w:rPr>
-        <w:t>5</w:t>
-      </w:r>
-      <w:r>
-        <w:fldChar w:fldCharType="end"/>
-      </w:r>
-      <w:r>
-        <w:t>.</w:t>
-      </w:r>
-      <w:r>
-        <w:t xml:space="preserve">  You</w:t>
-      </w:r>
-      <w:r>
-        <w:t xml:space="preserve"> need to complete two tasks with this spreadsheet.  First, enter the equation for the charging capacitor in (R7 and C3 in </w:t>
-      </w:r>
-      <w:r>
-        <w:fldChar w:fldCharType="begin"/>
-      </w:r>
-      <w:r>
-        <w:instrText xml:space="preserve"> REF _Ref81401971 \h </w:instrText>
-      </w:r>
-      <w:r>
-        <w:fldChar w:fldCharType="separate"/>
-      </w:r>
-      <w:r>
-        <w:t xml:space="preserve">Figure </w:t>
-      </w:r>
-      <w:r>
-        <w:rPr>
-          <w:noProof/>
-        </w:rPr>
-        <w:t>3</w:t>
-      </w:r>
-      <w:r>
-        <w:fldChar w:fldCharType="end"/>
-      </w:r>
-      <w:r>
-        <w:t xml:space="preserve">) </w:t>
-      </w:r>
-      <w:r>
-        <w:t>the green cells</w:t>
-      </w:r>
-      <w:r>
-        <w:t>.  Second, adjust the value of Delta V in the orange cell to best match the charging capacitor.</w:t>
+        <w:t>Pseudo-</w:t>
+      </w:r>
+      <w:r>
+        <w:t>Ramp Generator</w:t>
       </w:r>
     </w:p>
     <w:p>
       <w:pPr>
         <w:spacing w:after="160" w:line="259" w:lineRule="auto"/>
-      </w:pPr>
-      <w:r>
-        <w:t>To perform these two tasks you need to understand what the values in the spreadsheet mean.</w:t>
-      </w:r>
-    </w:p>
-    <w:p>
-      <w:pPr>
-        <w:spacing w:after="160" w:line="259" w:lineRule="auto"/>
-      </w:pPr>
-    </w:p>
-    <w:p>
-      <w:pPr>
-        <w:spacing w:after="160" w:line="259" w:lineRule="auto"/>
-      </w:pPr>
-    </w:p>
-    <w:p>
-      <w:pPr>
-        <w:spacing w:after="160" w:line="259" w:lineRule="auto"/>
-      </w:pPr>
-    </w:p>
-    <w:p>
-      <w:pPr>
-        <w:pStyle w:val="ListParagraph"/>
-        <w:numPr>
-          <w:ilvl w:val="0"/>
-          <w:numId w:val="19"/>
-        </w:numPr>
-        <w:spacing w:after="160" w:line="259" w:lineRule="auto"/>
-      </w:pPr>
-      <w:r>
-        <w:t xml:space="preserve">The </w:t>
+        <w:ind w:left="0" w:firstLine="0"/>
+        <w:rPr>
+          <w:bCs/>
+        </w:rPr>
+      </w:pPr>
+      <w:r>
+        <w:t xml:space="preserve">Use LTspice to build and simulate the Schmitt Trigger relations oscillator circuit shown in </w:t>
+      </w:r>
+      <w:r>
+        <w:fldChar w:fldCharType="begin"/>
+      </w:r>
+      <w:r>
+        <w:instrText xml:space="preserve"> REF _Ref80878672 \h </w:instrText>
+      </w:r>
+      <w:r>
+        <w:fldChar w:fldCharType="separate"/>
+      </w:r>
+      <w:r>
+        <w:t xml:space="preserve">Figure </w:t>
+      </w:r>
+      <w:r>
+        <w:rPr>
+          <w:noProof/>
+        </w:rPr>
+        <w:t>6</w:t>
+      </w:r>
+      <w:r>
+        <w:fldChar w:fldCharType="end"/>
+      </w:r>
+      <w:r>
+        <w:t xml:space="preserve">.  </w:t>
+      </w:r>
+      <w:r>
+        <w:rPr>
+          <w:bCs/>
+        </w:rPr>
+        <w:t xml:space="preserve">Enter the highest voltage produced on the RAMP in the </w:t>
       </w:r>
       <w:r>
         <w:rPr>
           <w:b/>
+        </w:rPr>
+        <w:t>Simulation</w:t>
+      </w:r>
+      <w:r>
+        <w:rPr>
           <w:bCs/>
         </w:rPr>
-        <w:t>Time</w:t>
-      </w:r>
-      <w:r>
-        <w:t xml:space="preserve"> values in column B are </w:t>
-      </w:r>
-      <w:r>
-        <w:t>times in seconds.</w:t>
-      </w:r>
-      <w:r>
-        <w:t xml:space="preserve">  Note that the column spans 0</w:t>
-      </w:r>
-      <w:r>
-        <w:t>us</w:t>
-      </w:r>
-      <w:r>
-        <w:t xml:space="preserve"> to 888us which is the charging time of the capacitor C3 in </w:t>
-      </w:r>
-      <w:r>
+        <w:t xml:space="preserve"> column of </w:t>
+      </w:r>
+      <w:r>
+        <w:rPr>
+          <w:bCs/>
+        </w:rPr>
         <w:fldChar w:fldCharType="begin"/>
       </w:r>
       <w:r>
-        <w:instrText xml:space="preserve"> REF _Ref81401971 \h </w:instrText>
-      </w:r>
-      <w:r>
+        <w:rPr>
+          <w:bCs/>
+        </w:rPr>
+        <w:instrText xml:space="preserve"> REF _Ref81057766 \h </w:instrText>
+      </w:r>
+      <w:r>
+        <w:rPr>
+          <w:bCs/>
+        </w:rPr>
+      </w:r>
+      <w:r>
+        <w:rPr>
+          <w:bCs/>
+        </w:rPr>
         <w:fldChar w:fldCharType="separate"/>
       </w:r>
       <w:r>
-        <w:t xml:space="preserve">Figure </w:t>
+        <w:t xml:space="preserve">Table </w:t>
       </w:r>
       <w:r>
         <w:rPr>
@@ -4348,558 +4533,27 @@
         <w:t>3</w:t>
       </w:r>
       <w:r>
+        <w:rPr>
+          <w:bCs/>
+        </w:rPr>
         <w:fldChar w:fldCharType="end"/>
       </w:r>
       <w:r>
-        <w:t>.</w:t>
-      </w:r>
-      <w:r>
-        <w:t xml:space="preserve">  </w:t>
-      </w:r>
-      <w:r>
-        <w:t xml:space="preserve">Each row is </w:t>
-      </w:r>
-      <w:r>
-        <w:t xml:space="preserve">the Time column is </w:t>
-      </w:r>
-      <w:r>
-        <w:t xml:space="preserve">Delta T larger than the row above it.  The value of Delta T is set in cell C2. </w:t>
-      </w:r>
-      <w:r>
-        <w:rPr>
-          <w:u w:val="single"/>
-        </w:rPr>
-        <w:t>Don’t change this value!</w:t>
-      </w:r>
-    </w:p>
-    <w:p>
-      <w:pPr>
-        <w:pStyle w:val="ListParagraph"/>
-        <w:numPr>
-          <w:ilvl w:val="0"/>
-          <w:numId w:val="19"/>
-        </w:numPr>
-        <w:spacing w:after="160" w:line="259" w:lineRule="auto"/>
-      </w:pPr>
-      <w:r>
-        <w:t xml:space="preserve">The </w:t>
-      </w:r>
-      <w:r>
-        <w:rPr>
-          <w:b/>
+        <w:rPr>
           <w:bCs/>
         </w:rPr>
-        <w:t>Ramp</w:t>
-      </w:r>
-      <w:r>
-        <w:t xml:space="preserve"> values in column C are voltage values of a ramp function that </w:t>
-      </w:r>
-      <w:r>
-        <w:t>has a slope</w:t>
-      </w:r>
-      <w:r>
-        <w:t xml:space="preserve"> </w:t>
-      </w:r>
-      <w:r>
-        <w:t xml:space="preserve">given in cell C4 (which is equal to Delta V/Delta T or </w:t>
-      </w:r>
-      <w:r>
-        <w:t>C</w:t>
-      </w:r>
-      <w:r>
-        <w:t>3</w:t>
-      </w:r>
-      <w:r>
-        <w:t>/C</w:t>
-      </w:r>
-      <w:r>
-        <w:t>2)</w:t>
-      </w:r>
-      <w:r>
-        <w:t xml:space="preserve">.  </w:t>
-      </w:r>
-      <w:r>
-        <w:t xml:space="preserve">You will modify </w:t>
-      </w:r>
-      <w:r>
-        <w:t xml:space="preserve">orange </w:t>
-      </w:r>
-      <w:r>
-        <w:t>cell C</w:t>
-      </w:r>
-      <w:r>
-        <w:t>3</w:t>
-      </w:r>
-      <w:r>
-        <w:t xml:space="preserve"> to change the slope of the ramp in order to minimize the difference between the ramp and the RC charge.</w:t>
-      </w:r>
-    </w:p>
-    <w:p>
-      <w:pPr>
-        <w:pStyle w:val="ListParagraph"/>
-        <w:numPr>
-          <w:ilvl w:val="0"/>
-          <w:numId w:val="19"/>
-        </w:numPr>
-        <w:spacing w:after="160" w:line="259" w:lineRule="auto"/>
-      </w:pPr>
-      <w:r>
-        <w:t xml:space="preserve">In </w:t>
-      </w:r>
-      <w:r>
-        <w:t xml:space="preserve">the </w:t>
-      </w:r>
-      <w:r>
-        <w:t>green cell C</w:t>
-      </w:r>
-      <w:r>
-        <w:t>5</w:t>
-      </w:r>
-      <w:r>
-        <w:t>,</w:t>
-      </w:r>
-      <w:r>
-        <w:t xml:space="preserve"> enter the RC time constant found in </w:t>
-      </w:r>
-      <w:r>
-        <w:t xml:space="preserve">Step </w:t>
-      </w:r>
-      <w:r>
-        <w:t xml:space="preserve">2 </w:t>
-      </w:r>
-      <w:r>
-        <w:t>of the</w:t>
-      </w:r>
-      <w:r>
-        <w:t xml:space="preserve"> Analysis Pseudo Ramp Generator</w:t>
-      </w:r>
-      <w:r>
-        <w:t xml:space="preserve"> section</w:t>
-      </w:r>
-      <w:r>
-        <w:t xml:space="preserve">.  </w:t>
-      </w:r>
-      <w:r>
-        <w:t xml:space="preserve">Write </w:t>
-      </w:r>
-      <w:r>
-        <w:rPr>
-          <w:bCs/>
-        </w:rPr>
-        <w:t>10</w:t>
-      </w:r>
-      <w:r>
-        <w:rPr>
-          <w:bCs/>
-          <w:vertAlign w:val="superscript"/>
-        </w:rPr>
-        <w:t>-3</w:t>
-      </w:r>
-      <w:r>
-        <w:rPr>
-          <w:bCs/>
-        </w:rPr>
-        <w:t xml:space="preserve"> as “1e-3”.  </w:t>
-      </w:r>
-      <w:r>
-        <w:rPr>
-          <w:bCs/>
-        </w:rPr>
-        <w:t>So,</w:t>
-      </w:r>
-      <w:r>
-        <w:rPr>
-          <w:bCs/>
-        </w:rPr>
-        <w:t xml:space="preserve"> to put the value 32.3*10</w:t>
-      </w:r>
-      <w:r>
-        <w:rPr>
-          <w:bCs/>
-          <w:vertAlign w:val="superscript"/>
-        </w:rPr>
-        <w:t xml:space="preserve">-3 </w:t>
-      </w:r>
-      <w:r>
-        <w:rPr>
-          <w:bCs/>
-        </w:rPr>
-        <w:t xml:space="preserve">in a cell, </w:t>
-      </w:r>
-      <w:r>
-        <w:rPr>
-          <w:bCs/>
-        </w:rPr>
-        <w:t>type 32.3e-3.</w:t>
-      </w:r>
-    </w:p>
-    <w:p>
-      <w:pPr>
-        <w:pStyle w:val="ListParagraph"/>
-        <w:numPr>
-          <w:ilvl w:val="0"/>
-          <w:numId w:val="19"/>
-        </w:numPr>
-        <w:spacing w:after="160" w:line="259" w:lineRule="auto"/>
-      </w:pPr>
-      <w:r>
-        <w:t xml:space="preserve">The </w:t>
-      </w:r>
-      <w:r>
-        <w:rPr>
-          <w:b/>
-          <w:bCs/>
-        </w:rPr>
-        <w:t>Charge</w:t>
-      </w:r>
-      <w:r>
-        <w:t xml:space="preserve"> values in column D will contain the voltage values of the exponential charging function </w:t>
-      </w:r>
-      <w:r>
-        <w:t xml:space="preserve">whose time constant is </w:t>
-      </w:r>
-      <w:r>
-        <w:t xml:space="preserve">in cell C5 </w:t>
-      </w:r>
-      <w:r>
-        <w:t>at the times given in column B.</w:t>
-      </w:r>
-      <w:r>
-        <w:t xml:space="preserve"> </w:t>
-      </w:r>
-      <w:r>
-        <w:t>To do this</w:t>
-      </w:r>
-      <w:r>
-        <w:t>,</w:t>
-      </w:r>
-      <w:r>
-        <w:t xml:space="preserve"> place </w:t>
-      </w:r>
-      <w:r>
-        <w:t xml:space="preserve">the equation for the charging capacitor </w:t>
-      </w:r>
-      <w:r>
-        <w:t>(Analysis Pseudo Ramp Generator section, question 3)</w:t>
-      </w:r>
-      <w:r>
-        <w:t xml:space="preserve"> above</w:t>
-      </w:r>
-      <w:r>
-        <w:t xml:space="preserve"> into cells D1</w:t>
-      </w:r>
-      <w:r>
-        <w:t>1</w:t>
-      </w:r>
-      <w:r>
-        <w:t xml:space="preserve"> – D</w:t>
-      </w:r>
-      <w:r>
-        <w:t>32</w:t>
-      </w:r>
-      <w:r>
-        <w:t xml:space="preserve">.  </w:t>
-      </w:r>
-      <w:r>
-        <w:t>Here are some tips to get Excel to help you do this.</w:t>
-      </w:r>
-    </w:p>
-    <w:p>
-      <w:pPr>
-        <w:pStyle w:val="ListParagraph"/>
-        <w:numPr>
-          <w:ilvl w:val="1"/>
-          <w:numId w:val="19"/>
-        </w:numPr>
-        <w:spacing w:after="160" w:line="259" w:lineRule="auto"/>
-      </w:pPr>
-      <w:r>
-        <w:t>Use the “=” sign to start a mathematical expression</w:t>
-      </w:r>
-      <w:r>
-        <w:t>.</w:t>
-      </w:r>
-    </w:p>
-    <w:p>
-      <w:pPr>
-        <w:pStyle w:val="ListParagraph"/>
-        <w:numPr>
-          <w:ilvl w:val="1"/>
-          <w:numId w:val="19"/>
-        </w:numPr>
-        <w:spacing w:after="160" w:line="259" w:lineRule="auto"/>
-      </w:pPr>
-      <w:r>
-        <w:t xml:space="preserve">Write </w:t>
-      </w:r>
-      <w:r>
-        <w:t xml:space="preserve">the expression </w:t>
-      </w:r>
-      <w:r>
-        <w:rPr>
-          <w:bCs/>
-        </w:rPr>
-        <w:t>e</w:t>
-      </w:r>
-      <w:r>
-        <w:rPr>
-          <w:bCs/>
-          <w:vertAlign w:val="superscript"/>
-        </w:rPr>
-        <w:t>-</w:t>
-      </w:r>
-      <w:r>
-        <w:rPr>
-          <w:bCs/>
-          <w:vertAlign w:val="superscript"/>
-        </w:rPr>
-        <w:t>2</w:t>
-      </w:r>
-      <w:r>
-        <w:rPr>
-          <w:bCs/>
-        </w:rPr>
-        <w:t xml:space="preserve"> “= EXP(-</w:t>
-      </w:r>
-      <w:r>
-        <w:rPr>
-          <w:bCs/>
-        </w:rPr>
-        <w:t>2</w:t>
-      </w:r>
-      <w:r>
-        <w:rPr>
-          <w:bCs/>
-        </w:rPr>
-        <w:t>)</w:t>
-      </w:r>
-      <w:r>
-        <w:rPr>
-          <w:bCs/>
-        </w:rPr>
-        <w:t>”</w:t>
-      </w:r>
-      <w:r>
-        <w:rPr>
-          <w:bCs/>
-        </w:rPr>
-        <w:t>.</w:t>
-      </w:r>
-    </w:p>
-    <w:p>
-      <w:pPr>
-        <w:pStyle w:val="ListParagraph"/>
-        <w:numPr>
-          <w:ilvl w:val="1"/>
-          <w:numId w:val="19"/>
-        </w:numPr>
-        <w:spacing w:after="160" w:line="259" w:lineRule="auto"/>
-      </w:pPr>
-      <w:r>
-        <w:rPr>
-          <w:bCs/>
-        </w:rPr>
-        <w:t>To</w:t>
-      </w:r>
-      <w:r>
-        <w:rPr>
-          <w:bCs/>
-        </w:rPr>
-        <w:t xml:space="preserve"> reference the time</w:t>
-      </w:r>
-      <w:r>
-        <w:rPr>
-          <w:bCs/>
-        </w:rPr>
-        <w:t>,</w:t>
-      </w:r>
-      <w:r>
-        <w:rPr>
-          <w:bCs/>
-        </w:rPr>
-        <w:t xml:space="preserve"> </w:t>
-      </w:r>
-      <w:r>
-        <w:rPr>
-          <w:bCs/>
-        </w:rPr>
-        <w:t>use</w:t>
-      </w:r>
-      <w:r>
-        <w:rPr>
-          <w:bCs/>
-        </w:rPr>
-        <w:t xml:space="preserve"> the letter</w:t>
-      </w:r>
-      <w:r>
-        <w:rPr>
-          <w:bCs/>
-        </w:rPr>
-        <w:t>-</w:t>
-      </w:r>
-      <w:r>
-        <w:rPr>
-          <w:bCs/>
-        </w:rPr>
-        <w:t>column reference</w:t>
-      </w:r>
-      <w:r>
-        <w:rPr>
-          <w:bCs/>
-        </w:rPr>
-        <w:t>s</w:t>
-      </w:r>
-      <w:r>
-        <w:rPr>
-          <w:bCs/>
-        </w:rPr>
-        <w:t xml:space="preserve"> at the top of the page and the numerical</w:t>
-      </w:r>
-      <w:r>
-        <w:rPr>
-          <w:bCs/>
-        </w:rPr>
-        <w:t>-</w:t>
-      </w:r>
-      <w:r>
-        <w:rPr>
-          <w:bCs/>
-        </w:rPr>
-        <w:t>row references</w:t>
-      </w:r>
-      <w:r>
-        <w:rPr>
-          <w:bCs/>
-        </w:rPr>
-        <w:t xml:space="preserve"> found on the left margin</w:t>
-      </w:r>
-      <w:r>
-        <w:rPr>
-          <w:bCs/>
-        </w:rPr>
-        <w:t xml:space="preserve">.  </w:t>
-      </w:r>
-      <w:r>
-        <w:rPr>
-          <w:bCs/>
-        </w:rPr>
-        <w:t>F</w:t>
-      </w:r>
-      <w:r>
-        <w:rPr>
-          <w:bCs/>
-        </w:rPr>
-        <w:t>or example</w:t>
-      </w:r>
-      <w:r>
-        <w:rPr>
-          <w:bCs/>
-        </w:rPr>
-        <w:t>,</w:t>
-      </w:r>
-      <w:r>
-        <w:rPr>
-          <w:bCs/>
-        </w:rPr>
-        <w:t xml:space="preserve"> in cell D12 you c</w:t>
-      </w:r>
-      <w:r>
-        <w:rPr>
-          <w:bCs/>
-        </w:rPr>
-        <w:t>an</w:t>
-      </w:r>
-      <w:r>
-        <w:rPr>
-          <w:bCs/>
-        </w:rPr>
-        <w:t xml:space="preserve"> type “=B12” and the value of the time in cell B12 will be placed in cell D12.</w:t>
-      </w:r>
-    </w:p>
-    <w:p>
-      <w:pPr>
-        <w:pStyle w:val="ListParagraph"/>
-        <w:numPr>
-          <w:ilvl w:val="1"/>
-          <w:numId w:val="19"/>
-        </w:numPr>
-        <w:spacing w:after="160" w:line="259" w:lineRule="auto"/>
-      </w:pPr>
-      <w:r>
-        <w:t>The</w:t>
-      </w:r>
-      <w:r>
-        <w:t xml:space="preserve"> reference to the RC time constant in C6 should have “$”</w:t>
-      </w:r>
-      <w:r>
-        <w:t>s</w:t>
-      </w:r>
-      <w:r>
-        <w:t xml:space="preserve"> in front of the C and 6, to reference this </w:t>
-      </w:r>
-      <w:r>
-        <w:rPr>
-          <w:i/>
-          <w:iCs/>
-        </w:rPr>
-        <w:t>specific</w:t>
-      </w:r>
-      <w:r>
-        <w:t xml:space="preserve"> </w:t>
-      </w:r>
-      <w:r>
-        <w:t>cell when we copy the equation down in the D column.</w:t>
-      </w:r>
-      <w:r>
-        <w:t xml:space="preserve">  In other words, “=$C$6” will reference cell C6 regardless where you copy </w:t>
-      </w:r>
-      <w:r>
-        <w:t>the</w:t>
-      </w:r>
-      <w:r>
-        <w:t xml:space="preserve"> equation.</w:t>
-      </w:r>
-    </w:p>
-    <w:p>
-      <w:pPr>
-        <w:pStyle w:val="ListParagraph"/>
-        <w:numPr>
-          <w:ilvl w:val="1"/>
-          <w:numId w:val="19"/>
-        </w:numPr>
-        <w:spacing w:after="160" w:line="259" w:lineRule="auto"/>
-      </w:pPr>
-      <w:r>
-        <w:t>Once you have the equation typed in cell D12</w:t>
-      </w:r>
-      <w:r>
-        <w:t>,</w:t>
-      </w:r>
-      <w:r>
-        <w:t xml:space="preserve"> copy it into all the </w:t>
-      </w:r>
-      <w:r>
-        <w:t xml:space="preserve">relevant </w:t>
-      </w:r>
-      <w:r>
-        <w:t>cells in column D by left-clicking on the green handle in the lower right of cell D12 and dragging downward all the way to cell D29.</w:t>
-      </w:r>
-    </w:p>
-    <w:p>
-      <w:pPr>
-        <w:pStyle w:val="ListParagraph"/>
-        <w:spacing w:after="160" w:line="259" w:lineRule="auto"/>
-        <w:ind w:left="1440" w:firstLine="0"/>
-      </w:pPr>
+        <w:t xml:space="preserve"> at the end of the lab.</w:t>
+      </w:r>
       <w:r>
         <w:rPr>
           <w:noProof/>
+          <w:vanish/>
         </w:rPr>
         <w:drawing>
-          <wp:inline distT="0" distB="0" distL="0" distR="0" wp14:anchorId="607DE9F8" wp14:editId="5985A629">
-            <wp:extent cx="1606550" cy="1127798"/>
-            <wp:effectExtent l="0" t="0" r="0" b="0"/>
-            <wp:docPr id="5" name="Picture 5"/>
+          <wp:inline distT="0" distB="0" distL="0" distR="0" wp14:anchorId="48E94FF7" wp14:editId="39ADA15B">
+            <wp:extent cx="3117850" cy="2146269"/>
+            <wp:effectExtent l="0" t="0" r="6350" b="6985"/>
+            <wp:docPr id="12" name="Picture 12"/>
             <wp:cNvGraphicFramePr>
               <a:graphicFrameLocks xmlns:a="http://schemas.openxmlformats.org/drawingml/2006/main" noChangeAspect="1"/>
             </wp:cNvGraphicFramePr>
@@ -4919,692 +4573,6 @@
                   <pic:spPr>
                     <a:xfrm>
                       <a:off x="0" y="0"/>
-                      <a:ext cx="1610101" cy="1130291"/>
-                    </a:xfrm>
-                    <a:prstGeom prst="rect">
-                      <a:avLst/>
-                    </a:prstGeom>
-                  </pic:spPr>
-                </pic:pic>
-              </a:graphicData>
-            </a:graphic>
-          </wp:inline>
-        </w:drawing>
-      </w:r>
-    </w:p>
-    <w:p>
-      <w:pPr>
-        <w:pStyle w:val="ListParagraph"/>
-        <w:numPr>
-          <w:ilvl w:val="1"/>
-          <w:numId w:val="19"/>
-        </w:numPr>
-        <w:spacing w:after="160" w:line="259" w:lineRule="auto"/>
-      </w:pPr>
-      <w:r>
-        <w:t>Once you have the exponential equation entered correctly, the orange Charge graph will appear in the “Ra</w:t>
-      </w:r>
-      <w:r>
-        <w:t>m</w:t>
-      </w:r>
-      <w:r>
-        <w:t>p and Cap Charging vs. Time” graph and the Delta graph will look different.</w:t>
-      </w:r>
-      <w:r>
-        <w:t xml:space="preserve">  </w:t>
-      </w:r>
-      <w:r>
-        <w:rPr>
-          <w:u w:val="single"/>
-        </w:rPr>
-        <w:t>Note, the voltage of the charging capacitor at 888us in your Excel plot should equal the answer that you got in Question 3.</w:t>
-      </w:r>
-    </w:p>
-    <w:p>
-      <w:pPr>
-        <w:pStyle w:val="ListParagraph"/>
-        <w:numPr>
-          <w:ilvl w:val="0"/>
-          <w:numId w:val="19"/>
-        </w:numPr>
-        <w:spacing w:after="160" w:line="259" w:lineRule="auto"/>
-      </w:pPr>
-      <w:r>
-        <w:t xml:space="preserve">The </w:t>
-      </w:r>
-      <w:r>
-        <w:t>Delta</w:t>
-      </w:r>
-      <w:r>
-        <w:t xml:space="preserve"> values in column </w:t>
-      </w:r>
-      <w:r>
-        <w:t>E are the absolute value of the difference between the value in column C and column D</w:t>
-      </w:r>
-      <w:r>
-        <w:t>, that is,</w:t>
-      </w:r>
-      <w:r>
-        <w:t xml:space="preserve"> the difference between the line and the exponential function.</w:t>
-      </w:r>
-      <w:r>
-        <w:t xml:space="preserve"> </w:t>
-      </w:r>
-      <w:r>
-        <w:t>Adjust the orange cell C4 to minimize the</w:t>
-      </w:r>
-      <w:r>
-        <w:t xml:space="preserve"> largest</w:t>
-      </w:r>
-      <w:r>
-        <w:t xml:space="preserve"> delta</w:t>
-      </w:r>
-      <w:r>
-        <w:t xml:space="preserve"> value.  The </w:t>
-      </w:r>
-      <w:r>
-        <w:t xml:space="preserve">graph titled </w:t>
-      </w:r>
-      <w:r>
-        <w:t xml:space="preserve">“Deviation </w:t>
-      </w:r>
-      <w:r>
-        <w:t>from</w:t>
-      </w:r>
-      <w:r>
-        <w:t xml:space="preserve"> a </w:t>
-      </w:r>
-      <w:r>
-        <w:t>R</w:t>
-      </w:r>
-      <w:r>
-        <w:t xml:space="preserve">amp” </w:t>
-      </w:r>
-      <w:r>
-        <w:t xml:space="preserve">in the Excel file </w:t>
-      </w:r>
-      <w:r>
-        <w:t xml:space="preserve">will help you do this.  </w:t>
-      </w:r>
-    </w:p>
-    <w:p>
-      <w:pPr>
-        <w:pStyle w:val="ListParagraph"/>
-        <w:numPr>
-          <w:ilvl w:val="0"/>
-          <w:numId w:val="19"/>
-        </w:numPr>
-        <w:spacing w:after="160" w:line="259" w:lineRule="auto"/>
-      </w:pPr>
-      <w:bookmarkStart w:id="13" w:name="excel_min"/>
-      <w:r>
-        <w:t xml:space="preserve">Record </w:t>
-      </w:r>
-      <w:bookmarkEnd w:id="13"/>
-      <w:r>
-        <w:t>the value of</w:t>
-      </w:r>
-      <w:r>
-        <w:t xml:space="preserve"> Delta V </w:t>
-      </w:r>
-      <w:r>
-        <w:t xml:space="preserve">that minimizes the </w:t>
-      </w:r>
-      <w:r>
-        <w:t xml:space="preserve">largest value of </w:t>
-      </w:r>
-      <w:r>
-        <w:t>Delta</w:t>
-      </w:r>
-      <w:r>
-        <w:t>, and the value of that Delta value</w:t>
-      </w:r>
-      <w:r>
-        <w:t xml:space="preserve"> </w:t>
-      </w:r>
-      <w:r>
-        <w:t xml:space="preserve">in </w:t>
-      </w:r>
-      <w:r>
-        <w:t xml:space="preserve">your solution.  You will also be asked for your Ramp and Cap Charge vs. Time </w:t>
-      </w:r>
-      <w:r>
-        <w:t xml:space="preserve">graph </w:t>
-      </w:r>
-      <w:r>
-        <w:t>in your solutions.</w:t>
-      </w:r>
-    </w:p>
-    <w:p>
-      <w:pPr>
-        <w:pStyle w:val="ListParagraph"/>
-        <w:spacing w:after="160" w:line="259" w:lineRule="auto"/>
-        <w:ind w:firstLine="0"/>
-        <w:rPr>
-          <w:b/>
-          <w:bCs/>
-          <w:i/>
-          <w:iCs/>
-          <w:vanish/>
-        </w:rPr>
-      </w:pPr>
-      <w:r>
-        <w:rPr>
-          <w:noProof/>
-        </w:rPr>
-        <w:lastRenderedPageBreak/>
-        <w:drawing>
-          <wp:anchor distT="0" distB="0" distL="114300" distR="114300" simplePos="0" relativeHeight="251660288" behindDoc="0" locked="0" layoutInCell="1" allowOverlap="1" wp14:anchorId="345A3A29" wp14:editId="77E3E74A">
-            <wp:simplePos x="0" y="0"/>
-            <wp:positionH relativeFrom="column">
-              <wp:posOffset>3771900</wp:posOffset>
-            </wp:positionH>
-            <wp:positionV relativeFrom="paragraph">
-              <wp:posOffset>840105</wp:posOffset>
-            </wp:positionV>
-            <wp:extent cx="2331720" cy="1356360"/>
-            <wp:effectExtent l="0" t="0" r="0" b="0"/>
-            <wp:wrapThrough wrapText="bothSides">
-              <wp:wrapPolygon edited="0">
-                <wp:start x="0" y="0"/>
-                <wp:lineTo x="0" y="21236"/>
-                <wp:lineTo x="21353" y="21236"/>
-                <wp:lineTo x="21353" y="0"/>
-                <wp:lineTo x="0" y="0"/>
-              </wp:wrapPolygon>
-            </wp:wrapThrough>
-            <wp:docPr id="1532839504" name="Picture 1"/>
-            <wp:cNvGraphicFramePr>
-              <a:graphicFrameLocks xmlns:a="http://schemas.openxmlformats.org/drawingml/2006/main" noChangeAspect="1"/>
-            </wp:cNvGraphicFramePr>
-            <a:graphic xmlns:a="http://schemas.openxmlformats.org/drawingml/2006/main">
-              <a:graphicData uri="http://schemas.openxmlformats.org/drawingml/2006/picture">
-                <pic:pic xmlns:pic="http://schemas.openxmlformats.org/drawingml/2006/picture">
-                  <pic:nvPicPr>
-                    <pic:cNvPr id="1532839504" name=""/>
-                    <pic:cNvPicPr/>
-                  </pic:nvPicPr>
-                  <pic:blipFill>
-                    <a:blip r:embed="rId12">
-                      <a:extLst>
-                        <a:ext uri="{28A0092B-C50C-407E-A947-70E740481C1C}">
-                          <a14:useLocalDpi xmlns:a14="http://schemas.microsoft.com/office/drawing/2010/main" val="0"/>
-                        </a:ext>
-                      </a:extLst>
-                    </a:blip>
-                    <a:stretch>
-                      <a:fillRect/>
-                    </a:stretch>
-                  </pic:blipFill>
-                  <pic:spPr>
-                    <a:xfrm>
-                      <a:off x="0" y="0"/>
-                      <a:ext cx="2331720" cy="1356360"/>
-                    </a:xfrm>
-                    <a:prstGeom prst="rect">
-                      <a:avLst/>
-                    </a:prstGeom>
-                  </pic:spPr>
-                </pic:pic>
-              </a:graphicData>
-            </a:graphic>
-            <wp14:sizeRelH relativeFrom="margin">
-              <wp14:pctWidth>0</wp14:pctWidth>
-            </wp14:sizeRelH>
-            <wp14:sizeRelV relativeFrom="margin">
-              <wp14:pctHeight>0</wp14:pctHeight>
-            </wp14:sizeRelV>
-          </wp:anchor>
-        </w:drawing>
-      </w:r>
-      <w:r>
-        <w:rPr>
-          <w:b/>
-          <w:bCs/>
-          <w:i/>
-          <w:iCs/>
-          <w:vanish/>
-        </w:rPr>
-        <w:t>V</w:t>
-      </w:r>
-      <w:r>
-        <w:rPr>
-          <w:b/>
-          <w:bCs/>
-          <w:i/>
-          <w:iCs/>
-          <w:vanish/>
-          <w:vertAlign w:val="subscript"/>
-        </w:rPr>
-        <w:t>final</w:t>
-      </w:r>
-      <w:r>
-        <w:rPr>
-          <w:b/>
-          <w:bCs/>
-          <w:i/>
-          <w:iCs/>
-          <w:vanish/>
-        </w:rPr>
-        <w:t xml:space="preserve"> = 2.23V for which Delta =0.054V</w:t>
-      </w:r>
-    </w:p>
-    <w:p>
-      <w:pPr>
-        <w:keepNext/>
-        <w:spacing w:after="160" w:line="259" w:lineRule="auto"/>
-      </w:pPr>
-      <w:r>
-        <w:rPr>
-          <w:noProof/>
-        </w:rPr>
-        <w:drawing>
-          <wp:inline distT="0" distB="0" distL="0" distR="0" wp14:anchorId="2CD71EEA" wp14:editId="0D06E8D9">
-            <wp:extent cx="3101866" cy="2194560"/>
-            <wp:effectExtent l="0" t="0" r="3810" b="0"/>
-            <wp:docPr id="1603424564" name="Picture 1"/>
-            <wp:cNvGraphicFramePr>
-              <a:graphicFrameLocks xmlns:a="http://schemas.openxmlformats.org/drawingml/2006/main" noChangeAspect="1"/>
-            </wp:cNvGraphicFramePr>
-            <a:graphic xmlns:a="http://schemas.openxmlformats.org/drawingml/2006/main">
-              <a:graphicData uri="http://schemas.openxmlformats.org/drawingml/2006/picture">
-                <pic:pic xmlns:pic="http://schemas.openxmlformats.org/drawingml/2006/picture">
-                  <pic:nvPicPr>
-                    <pic:cNvPr id="1603424564" name=""/>
-                    <pic:cNvPicPr/>
-                  </pic:nvPicPr>
-                  <pic:blipFill>
-                    <a:blip r:embed="rId13"/>
-                    <a:stretch>
-                      <a:fillRect/>
-                    </a:stretch>
-                  </pic:blipFill>
-                  <pic:spPr>
-                    <a:xfrm>
-                      <a:off x="0" y="0"/>
-                      <a:ext cx="3109089" cy="2199670"/>
-                    </a:xfrm>
-                    <a:prstGeom prst="rect">
-                      <a:avLst/>
-                    </a:prstGeom>
-                  </pic:spPr>
-                </pic:pic>
-              </a:graphicData>
-            </a:graphic>
-          </wp:inline>
-        </w:drawing>
-      </w:r>
-    </w:p>
-    <w:p>
-      <w:pPr>
-        <w:pStyle w:val="Caption"/>
-      </w:pPr>
-      <w:bookmarkStart w:id="14" w:name="_Ref81419247"/>
-      <w:bookmarkStart w:id="15" w:name="_Ref81419242"/>
-      <w:r>
-        <w:t xml:space="preserve">Figure </w:t>
-      </w:r>
-      <w:fldSimple w:instr=" SEQ Figure \* ARABIC ">
-        <w:r>
-          <w:rPr>
-            <w:noProof/>
-          </w:rPr>
-          <w:t>5</w:t>
-        </w:r>
-      </w:fldSimple>
-      <w:bookmarkEnd w:id="14"/>
-      <w:r>
-        <w:t xml:space="preserve">: </w:t>
-      </w:r>
-      <w:r>
-        <w:t xml:space="preserve">(Left) </w:t>
-      </w:r>
-      <w:r>
-        <w:t>Spreadsheet to compare exponential charging against a straight line.</w:t>
-      </w:r>
-      <w:bookmarkEnd w:id="15"/>
-      <w:r>
-        <w:t xml:space="preserve">  (Right) When I finished the spreadsheet, I found very close agreement between the ramp and exponential charging.</w:t>
-      </w:r>
-    </w:p>
-    <w:p>
-      <w:pPr>
-        <w:spacing w:after="160" w:line="259" w:lineRule="auto"/>
-      </w:pPr>
-      <w:r>
-        <w:t>From the previous work in Excel, you should be fairly confident the Pseudo Ramp Generator circuit will generate a reasonably straight line.</w:t>
-      </w:r>
-      <w:r>
-        <w:t xml:space="preserve">  </w:t>
-      </w:r>
-      <w:r>
-        <w:t>So,</w:t>
-      </w:r>
-      <w:r>
-        <w:t xml:space="preserve"> let’s simulate it.</w:t>
-      </w:r>
-    </w:p>
-    <w:p>
-      <w:pPr>
-        <w:pStyle w:val="Heading1"/>
-      </w:pPr>
-      <w:r>
-        <w:t>S</w:t>
-      </w:r>
-      <w:r>
-        <w:t>imulation</w:t>
-      </w:r>
-      <w:r>
-        <w:t>:</w:t>
-      </w:r>
-      <w:r>
-        <w:t xml:space="preserve"> </w:t>
-      </w:r>
-      <w:r>
-        <w:t>Pseudo-</w:t>
-      </w:r>
-      <w:r>
-        <w:t>Ramp Generator</w:t>
-      </w:r>
-    </w:p>
-    <w:p>
-      <w:pPr>
-        <w:ind w:left="0" w:firstLine="0"/>
-      </w:pPr>
-      <w:bookmarkStart w:id="16" w:name="simultion_shematic"/>
-      <w:r>
-        <w:t xml:space="preserve">Use </w:t>
-      </w:r>
-      <w:bookmarkEnd w:id="16"/>
-      <w:r>
-        <w:t xml:space="preserve">the skills you learned last week to build the circuit shown in </w:t>
-      </w:r>
-      <w:r>
-        <w:fldChar w:fldCharType="begin"/>
-      </w:r>
-      <w:r>
-        <w:instrText xml:space="preserve"> REF _Ref80878672 \h </w:instrText>
-      </w:r>
-      <w:r>
-        <w:fldChar w:fldCharType="separate"/>
-      </w:r>
-      <w:r>
-        <w:t xml:space="preserve">Figure </w:t>
-      </w:r>
-      <w:r>
-        <w:rPr>
-          <w:noProof/>
-        </w:rPr>
-        <w:t>6</w:t>
-      </w:r>
-      <w:r>
-        <w:fldChar w:fldCharType="end"/>
-      </w:r>
-      <w:r>
-        <w:t xml:space="preserve">.  </w:t>
-      </w:r>
-      <w:r>
-        <w:t xml:space="preserve">Start </w:t>
-      </w:r>
-      <w:r>
-        <w:t>by making a copy of the 555</w:t>
-      </w:r>
-      <w:r>
-        <w:t xml:space="preserve"> Timer</w:t>
-      </w:r>
-      <w:r>
-        <w:t xml:space="preserve"> circuit from Lab 1</w:t>
-      </w:r>
-      <w:r>
-        <w:t xml:space="preserve">, rename the file, and then add the circuit elements in </w:t>
-      </w:r>
-      <w:r>
-        <w:fldChar w:fldCharType="begin"/>
-      </w:r>
-      <w:r>
-        <w:instrText xml:space="preserve"> REF _Ref80878672 \h </w:instrText>
-      </w:r>
-      <w:r>
-        <w:fldChar w:fldCharType="separate"/>
-      </w:r>
-      <w:r>
-        <w:t xml:space="preserve">Figure </w:t>
-      </w:r>
-      <w:r>
-        <w:rPr>
-          <w:noProof/>
-        </w:rPr>
-        <w:t>6</w:t>
-      </w:r>
-      <w:r>
-        <w:fldChar w:fldCharType="end"/>
-      </w:r>
-      <w:r>
-        <w:t xml:space="preserve">. </w:t>
-      </w:r>
-    </w:p>
-    <w:p>
-      <w:pPr>
-        <w:keepNext/>
-        <w:ind w:left="0" w:firstLine="0"/>
-      </w:pPr>
-      <w:r>
-        <w:t xml:space="preserve"> </w:t>
-      </w:r>
-      <w:r>
-        <w:rPr>
-          <w:noProof/>
-        </w:rPr>
-        <w:drawing>
-          <wp:inline distT="0" distB="0" distL="0" distR="0" wp14:anchorId="6D77022E" wp14:editId="658ED01D">
-            <wp:extent cx="5946140" cy="2482850"/>
-            <wp:effectExtent l="0" t="0" r="0" b="0"/>
-            <wp:docPr id="926838781" name="Picture 1"/>
-            <wp:cNvGraphicFramePr>
-              <a:graphicFrameLocks xmlns:a="http://schemas.openxmlformats.org/drawingml/2006/main" noChangeAspect="1"/>
-            </wp:cNvGraphicFramePr>
-            <a:graphic xmlns:a="http://schemas.openxmlformats.org/drawingml/2006/main">
-              <a:graphicData uri="http://schemas.openxmlformats.org/drawingml/2006/picture">
-                <pic:pic xmlns:pic="http://schemas.openxmlformats.org/drawingml/2006/picture">
-                  <pic:nvPicPr>
-                    <pic:cNvPr id="926838781" name=""/>
-                    <pic:cNvPicPr/>
-                  </pic:nvPicPr>
-                  <pic:blipFill>
-                    <a:blip r:embed="rId14"/>
-                    <a:stretch>
-                      <a:fillRect/>
-                    </a:stretch>
-                  </pic:blipFill>
-                  <pic:spPr>
-                    <a:xfrm>
-                      <a:off x="0" y="0"/>
-                      <a:ext cx="5946140" cy="2482850"/>
-                    </a:xfrm>
-                    <a:prstGeom prst="rect">
-                      <a:avLst/>
-                    </a:prstGeom>
-                  </pic:spPr>
-                </pic:pic>
-              </a:graphicData>
-            </a:graphic>
-          </wp:inline>
-        </w:drawing>
-      </w:r>
-    </w:p>
-    <w:p>
-      <w:pPr>
-        <w:pStyle w:val="Caption"/>
-      </w:pPr>
-      <w:bookmarkStart w:id="17" w:name="_Ref80878672"/>
-      <w:r>
-        <w:t xml:space="preserve">Figure </w:t>
-      </w:r>
-      <w:fldSimple w:instr=" SEQ Figure \* ARABIC ">
-        <w:r>
-          <w:rPr>
-            <w:noProof/>
-          </w:rPr>
-          <w:t>6</w:t>
-        </w:r>
-      </w:fldSimple>
-      <w:bookmarkEnd w:id="17"/>
-      <w:r>
-        <w:t xml:space="preserve">: </w:t>
-      </w:r>
-      <w:r>
-        <w:t>The charging capacitor in the Pseudo Ramp Generator is periodically reset by the 555</w:t>
-      </w:r>
-      <w:r>
-        <w:t xml:space="preserve"> Timer</w:t>
-      </w:r>
-      <w:r>
-        <w:t>.</w:t>
-      </w:r>
-    </w:p>
-    <w:p>
-      <w:pPr>
-        <w:keepNext/>
-        <w:ind w:left="0" w:firstLine="0"/>
-      </w:pPr>
-      <w:bookmarkStart w:id="18" w:name="simultion_timing"/>
-      <w:r>
-        <w:t xml:space="preserve">Build </w:t>
-      </w:r>
-      <w:bookmarkEnd w:id="18"/>
-      <w:r>
-        <w:t xml:space="preserve">the circuit in </w:t>
-      </w:r>
-      <w:r>
-        <w:fldChar w:fldCharType="begin"/>
-      </w:r>
-      <w:r>
-        <w:instrText xml:space="preserve"> REF _Ref80878672 \h </w:instrText>
-      </w:r>
-      <w:r>
-        <w:fldChar w:fldCharType="separate"/>
-      </w:r>
-      <w:r>
-        <w:t xml:space="preserve">Figure </w:t>
-      </w:r>
-      <w:r>
-        <w:rPr>
-          <w:noProof/>
-        </w:rPr>
-        <w:t>6</w:t>
-      </w:r>
-      <w:r>
-        <w:fldChar w:fldCharType="end"/>
-      </w:r>
-      <w:r>
-        <w:t xml:space="preserve">.  </w:t>
-      </w:r>
-      <w:r>
-        <w:t xml:space="preserve">Make set to change the ABSTOL parameter to 1e-8 like you did for the Deboo Integrator lab. </w:t>
-      </w:r>
-      <w:r>
-        <w:t xml:space="preserve">After building the circuit, run the simulation for 2ms and include the simulated waveform with your answers. To do this, make sure to Zoom All and use the Export -&gt; Grapher image from the main menu to produce an output graphic. </w:t>
-      </w:r>
-    </w:p>
-    <w:p>
-      <w:pPr>
-        <w:spacing w:after="160" w:line="259" w:lineRule="auto"/>
-        <w:ind w:left="0" w:firstLine="0"/>
-        <w:rPr>
-          <w:bCs/>
-        </w:rPr>
-      </w:pPr>
-      <w:r>
-        <w:rPr>
-          <w:bCs/>
-        </w:rPr>
-        <w:t xml:space="preserve">Enter the highest voltage produced on the RAMP in the </w:t>
-      </w:r>
-      <w:r>
-        <w:rPr>
-          <w:b/>
-        </w:rPr>
-        <w:t>Simulation</w:t>
-      </w:r>
-      <w:r>
-        <w:rPr>
-          <w:bCs/>
-        </w:rPr>
-        <w:t xml:space="preserve"> column of </w:t>
-      </w:r>
-      <w:r>
-        <w:rPr>
-          <w:bCs/>
-        </w:rPr>
-        <w:fldChar w:fldCharType="begin"/>
-      </w:r>
-      <w:r>
-        <w:rPr>
-          <w:bCs/>
-        </w:rPr>
-        <w:instrText xml:space="preserve"> REF _Ref81057766 \h </w:instrText>
-      </w:r>
-      <w:r>
-        <w:rPr>
-          <w:bCs/>
-        </w:rPr>
-      </w:r>
-      <w:r>
-        <w:rPr>
-          <w:bCs/>
-        </w:rPr>
-        <w:fldChar w:fldCharType="separate"/>
-      </w:r>
-      <w:r>
-        <w:t xml:space="preserve">Table </w:t>
-      </w:r>
-      <w:r>
-        <w:rPr>
-          <w:noProof/>
-        </w:rPr>
-        <w:t>3</w:t>
-      </w:r>
-      <w:r>
-        <w:rPr>
-          <w:bCs/>
-        </w:rPr>
-        <w:fldChar w:fldCharType="end"/>
-      </w:r>
-      <w:r>
-        <w:rPr>
-          <w:bCs/>
-        </w:rPr>
-        <w:t xml:space="preserve"> at the end of the lab.</w:t>
-      </w:r>
-      <w:r>
-        <w:rPr>
-          <w:noProof/>
-          <w:vanish/>
-        </w:rPr>
-        <w:drawing>
-          <wp:inline distT="0" distB="0" distL="0" distR="0" wp14:anchorId="79360D7B" wp14:editId="3E549867">
-            <wp:extent cx="3117850" cy="2146269"/>
-            <wp:effectExtent l="0" t="0" r="6350" b="6985"/>
-            <wp:docPr id="12" name="Picture 12"/>
-            <wp:cNvGraphicFramePr>
-              <a:graphicFrameLocks xmlns:a="http://schemas.openxmlformats.org/drawingml/2006/main" noChangeAspect="1"/>
-            </wp:cNvGraphicFramePr>
-            <a:graphic xmlns:a="http://schemas.openxmlformats.org/drawingml/2006/main">
-              <a:graphicData uri="http://schemas.openxmlformats.org/drawingml/2006/picture">
-                <pic:pic xmlns:pic="http://schemas.openxmlformats.org/drawingml/2006/picture">
-                  <pic:nvPicPr>
-                    <pic:cNvPr id="1" name=""/>
-                    <pic:cNvPicPr/>
-                  </pic:nvPicPr>
-                  <pic:blipFill>
-                    <a:blip r:embed="rId15"/>
-                    <a:stretch>
-                      <a:fillRect/>
-                    </a:stretch>
-                  </pic:blipFill>
-                  <pic:spPr>
-                    <a:xfrm>
-                      <a:off x="0" y="0"/>
                       <a:ext cx="3122590" cy="2149532"/>
                     </a:xfrm>
                     <a:prstGeom prst="rect">
@@ -5617,6 +4585,375 @@
           </wp:inline>
         </w:drawing>
       </w:r>
+      <w:r>
+        <w:rPr>
+          <w:bCs/>
+        </w:rPr>
+        <w:t xml:space="preserve">  </w:t>
+      </w:r>
+      <w:r>
+        <w:rPr>
+          <w:iCs/>
+        </w:rPr>
+        <w:t>Make sure to save a copy of your schematic and timing windows for your lab report.</w:t>
+      </w:r>
+    </w:p>
+    <w:p>
+      <w:pPr>
+        <w:ind w:left="0" w:firstLine="0"/>
+      </w:pPr>
+    </w:p>
+    <w:p>
+      <w:pPr>
+        <w:ind w:left="0" w:firstLine="0"/>
+      </w:pPr>
+    </w:p>
+    <w:p>
+      <w:pPr>
+        <w:keepNext/>
+        <w:ind w:left="0" w:firstLine="0"/>
+      </w:pPr>
+      <w:r>
+        <w:rPr>
+          <w:noProof/>
+        </w:rPr>
+        <w:lastRenderedPageBreak/>
+        <w:drawing>
+          <wp:anchor distT="0" distB="0" distL="114300" distR="114300" simplePos="0" relativeHeight="251660288" behindDoc="1" locked="0" layoutInCell="1" allowOverlap="1" wp14:anchorId="10785EAE" wp14:editId="7F3A844E">
+            <wp:simplePos x="0" y="0"/>
+            <wp:positionH relativeFrom="column">
+              <wp:posOffset>0</wp:posOffset>
+            </wp:positionH>
+            <wp:positionV relativeFrom="paragraph">
+              <wp:posOffset>-2872</wp:posOffset>
+            </wp:positionV>
+            <wp:extent cx="5943600" cy="3746500"/>
+            <wp:effectExtent l="0" t="0" r="0" b="6350"/>
+            <wp:wrapNone/>
+            <wp:docPr id="1369413389" name="Picture 16"/>
+            <wp:cNvGraphicFramePr>
+              <a:graphicFrameLocks xmlns:a="http://schemas.openxmlformats.org/drawingml/2006/main" noChangeAspect="1"/>
+            </wp:cNvGraphicFramePr>
+            <a:graphic xmlns:a="http://schemas.openxmlformats.org/drawingml/2006/main">
+              <a:graphicData uri="http://schemas.openxmlformats.org/drawingml/2006/picture">
+                <pic:pic xmlns:pic="http://schemas.openxmlformats.org/drawingml/2006/picture">
+                  <pic:nvPicPr>
+                    <pic:cNvPr id="0" name="Picture 9"/>
+                    <pic:cNvPicPr>
+                      <a:picLocks noChangeAspect="1" noChangeArrowheads="1"/>
+                    </pic:cNvPicPr>
+                  </pic:nvPicPr>
+                  <pic:blipFill>
+                    <a:blip r:embed="rId12" cstate="print">
+                      <a:extLst>
+                        <a:ext uri="{28A0092B-C50C-407E-A947-70E740481C1C}">
+                          <a14:useLocalDpi xmlns:a14="http://schemas.microsoft.com/office/drawing/2010/main" val="0"/>
+                        </a:ext>
+                      </a:extLst>
+                    </a:blip>
+                    <a:srcRect/>
+                    <a:stretch>
+                      <a:fillRect/>
+                    </a:stretch>
+                  </pic:blipFill>
+                  <pic:spPr bwMode="auto">
+                    <a:xfrm>
+                      <a:off x="0" y="0"/>
+                      <a:ext cx="5943600" cy="3746500"/>
+                    </a:xfrm>
+                    <a:prstGeom prst="rect">
+                      <a:avLst/>
+                    </a:prstGeom>
+                    <a:noFill/>
+                    <a:ln>
+                      <a:noFill/>
+                    </a:ln>
+                  </pic:spPr>
+                </pic:pic>
+              </a:graphicData>
+            </a:graphic>
+          </wp:anchor>
+        </w:drawing>
+      </w:r>
+      <w:r>
+        <w:t xml:space="preserve"> </w:t>
+      </w:r>
+    </w:p>
+    <w:tbl>
+      <w:tblPr>
+        <w:tblStyle w:val="TableGrid"/>
+        <w:tblpPr w:leftFromText="180" w:rightFromText="180" w:vertAnchor="text" w:horzAnchor="page" w:tblpX="5772" w:tblpY="325"/>
+        <w:tblW w:w="0" w:type="auto"/>
+        <w:tblLook w:val="04A0" w:firstRow="1" w:lastRow="0" w:firstColumn="1" w:lastColumn="0" w:noHBand="0" w:noVBand="1"/>
+      </w:tblPr>
+      <w:tblGrid>
+        <w:gridCol w:w="2155"/>
+        <w:gridCol w:w="3425"/>
+      </w:tblGrid>
+      <w:tr>
+        <w:tc>
+          <w:tcPr>
+            <w:tcW w:w="2155" w:type="dxa"/>
+          </w:tcPr>
+          <w:p>
+            <w:pPr>
+              <w:spacing w:before="100" w:beforeAutospacing="1" w:after="0" w:line="240" w:lineRule="auto"/>
+              <w:ind w:left="0" w:firstLine="0"/>
+            </w:pPr>
+            <w:r>
+              <w:t>Net Names</w:t>
+            </w:r>
+          </w:p>
+        </w:tc>
+        <w:tc>
+          <w:tcPr>
+            <w:tcW w:w="3425" w:type="dxa"/>
+          </w:tcPr>
+          <w:p>
+            <w:pPr>
+              <w:spacing w:before="100" w:beforeAutospacing="1" w:after="0" w:line="240" w:lineRule="auto"/>
+              <w:ind w:left="0" w:firstLine="0"/>
+            </w:pPr>
+            <w:r>
+              <w:t xml:space="preserve">trig, </w:t>
+            </w:r>
+            <w:r>
+              <w:t>555</w:t>
+            </w:r>
+            <w:r>
+              <w:t xml:space="preserve">out, </w:t>
+            </w:r>
+            <w:proofErr w:type="spellStart"/>
+            <w:r>
+              <w:t>Vcc</w:t>
+            </w:r>
+            <w:proofErr w:type="spellEnd"/>
+            <w:r>
+              <w:t xml:space="preserve">, </w:t>
+            </w:r>
+            <w:r>
+              <w:t>ramp</w:t>
+            </w:r>
+          </w:p>
+        </w:tc>
+      </w:tr>
+      <w:tr>
+        <w:tc>
+          <w:tcPr>
+            <w:tcW w:w="2155" w:type="dxa"/>
+          </w:tcPr>
+          <w:p>
+            <w:pPr>
+              <w:spacing w:before="100" w:beforeAutospacing="1" w:after="0" w:line="240" w:lineRule="auto"/>
+              <w:ind w:left="0" w:firstLine="0"/>
+            </w:pPr>
+            <w:r>
+              <w:t>Component</w:t>
+            </w:r>
+          </w:p>
+        </w:tc>
+        <w:tc>
+          <w:tcPr>
+            <w:tcW w:w="3425" w:type="dxa"/>
+          </w:tcPr>
+          <w:p>
+            <w:pPr>
+              <w:spacing w:before="100" w:beforeAutospacing="1" w:after="0" w:line="240" w:lineRule="auto"/>
+              <w:ind w:left="0" w:firstLine="0"/>
+            </w:pPr>
+            <w:r>
+              <w:t>NE555, T2N7002 LT1014</w:t>
+            </w:r>
+          </w:p>
+        </w:tc>
+      </w:tr>
+      <w:tr>
+        <w:tc>
+          <w:tcPr>
+            <w:tcW w:w="2155" w:type="dxa"/>
+          </w:tcPr>
+          <w:p>
+            <w:pPr>
+              <w:spacing w:before="100" w:beforeAutospacing="1" w:after="0" w:line="240" w:lineRule="auto"/>
+              <w:ind w:left="0" w:firstLine="0"/>
+            </w:pPr>
+            <w:r>
+              <w:t>Waveform Nets</w:t>
+            </w:r>
+          </w:p>
+        </w:tc>
+        <w:tc>
+          <w:tcPr>
+            <w:tcW w:w="3425" w:type="dxa"/>
+          </w:tcPr>
+          <w:p>
+            <w:pPr>
+              <w:spacing w:before="100" w:beforeAutospacing="1" w:after="0" w:line="240" w:lineRule="auto"/>
+              <w:ind w:left="0" w:firstLine="0"/>
+            </w:pPr>
+            <w:r>
+              <w:t>ramp, 555out</w:t>
+            </w:r>
+          </w:p>
+        </w:tc>
+      </w:tr>
+      <w:tr>
+        <w:tc>
+          <w:tcPr>
+            <w:tcW w:w="2155" w:type="dxa"/>
+          </w:tcPr>
+          <w:p>
+            <w:pPr>
+              <w:spacing w:before="100" w:beforeAutospacing="1" w:after="0" w:line="240" w:lineRule="auto"/>
+              <w:ind w:left="0" w:firstLine="0"/>
+            </w:pPr>
+            <w:r>
+              <w:t>Configure Analysis</w:t>
+            </w:r>
+          </w:p>
+        </w:tc>
+        <w:tc>
+          <w:tcPr>
+            <w:tcW w:w="3425" w:type="dxa"/>
+          </w:tcPr>
+          <w:p>
+            <w:pPr>
+              <w:spacing w:before="100" w:beforeAutospacing="1" w:after="0" w:line="240" w:lineRule="auto"/>
+              <w:ind w:left="0" w:firstLine="0"/>
+            </w:pPr>
+            <w:r>
+              <w:t>Transient, Stop Time 20ms</w:t>
+            </w:r>
+          </w:p>
+        </w:tc>
+      </w:tr>
+    </w:tbl>
+    <w:p>
+      <w:pPr>
+        <w:keepNext/>
+        <w:ind w:left="0" w:firstLine="0"/>
+      </w:pPr>
+    </w:p>
+    <w:p>
+      <w:pPr>
+        <w:keepNext/>
+        <w:ind w:left="0" w:firstLine="0"/>
+      </w:pPr>
+    </w:p>
+    <w:p>
+      <w:pPr>
+        <w:keepNext/>
+        <w:ind w:left="0" w:firstLine="0"/>
+      </w:pPr>
+    </w:p>
+    <w:p>
+      <w:pPr>
+        <w:keepNext/>
+        <w:ind w:left="0" w:firstLine="0"/>
+      </w:pPr>
+    </w:p>
+    <w:p>
+      <w:pPr>
+        <w:keepNext/>
+        <w:ind w:left="0" w:firstLine="0"/>
+      </w:pPr>
+    </w:p>
+    <w:p>
+      <w:pPr>
+        <w:keepNext/>
+        <w:ind w:left="0" w:firstLine="0"/>
+      </w:pPr>
+    </w:p>
+    <w:p>
+      <w:pPr>
+        <w:keepNext/>
+        <w:ind w:left="0" w:firstLine="0"/>
+      </w:pPr>
+    </w:p>
+    <w:p>
+      <w:pPr>
+        <w:keepNext/>
+        <w:ind w:left="0" w:firstLine="0"/>
+      </w:pPr>
+    </w:p>
+    <w:p>
+      <w:pPr>
+        <w:keepNext/>
+        <w:ind w:left="0" w:firstLine="0"/>
+      </w:pPr>
+    </w:p>
+    <w:p>
+      <w:pPr>
+        <w:keepNext/>
+        <w:ind w:left="0" w:firstLine="0"/>
+      </w:pPr>
+    </w:p>
+    <w:p>
+      <w:pPr>
+        <w:keepNext/>
+        <w:ind w:left="0" w:firstLine="0"/>
+      </w:pPr>
+    </w:p>
+    <w:p>
+      <w:pPr>
+        <w:keepNext/>
+        <w:ind w:left="0" w:firstLine="0"/>
+      </w:pPr>
+    </w:p>
+    <w:p>
+      <w:pPr>
+        <w:keepNext/>
+        <w:ind w:left="0" w:firstLine="0"/>
+      </w:pPr>
+    </w:p>
+    <w:p>
+      <w:pPr>
+        <w:keepNext/>
+        <w:ind w:left="0" w:firstLine="0"/>
+      </w:pPr>
+    </w:p>
+    <w:p>
+      <w:pPr>
+        <w:pStyle w:val="Caption"/>
+      </w:pPr>
+      <w:bookmarkStart w:id="12" w:name="_Ref80878672"/>
+      <w:r>
+        <w:t xml:space="preserve">Figure </w:t>
+      </w:r>
+      <w:r>
+        <w:fldChar w:fldCharType="begin"/>
+      </w:r>
+      <w:r>
+        <w:instrText xml:space="preserve"> SEQ Figure \* ARABIC </w:instrText>
+      </w:r>
+      <w:r>
+        <w:fldChar w:fldCharType="separate"/>
+      </w:r>
+      <w:r>
+        <w:rPr>
+          <w:noProof/>
+        </w:rPr>
+        <w:t>6</w:t>
+      </w:r>
+      <w:r>
+        <w:rPr>
+          <w:noProof/>
+        </w:rPr>
+        <w:fldChar w:fldCharType="end"/>
+      </w:r>
+      <w:bookmarkEnd w:id="12"/>
+      <w:r>
+        <w:t xml:space="preserve">: </w:t>
+      </w:r>
+      <w:r>
+        <w:t>The</w:t>
+      </w:r>
+      <w:r>
+        <w:t xml:space="preserve"> circuit used in the simulation does not include the Schmitt Trigger Relaxation Oscillator</w:t>
+      </w:r>
+      <w:r>
+        <w:t>.</w:t>
+      </w:r>
     </w:p>
     <w:p>
       <w:pPr>
@@ -5631,7 +4968,6 @@
         <w:rPr>
           <w:szCs w:val="36"/>
         </w:rPr>
-        <w:lastRenderedPageBreak/>
         <w:t>Empirical</w:t>
       </w:r>
       <w:r>
@@ -6201,7 +5537,7 @@
         <w:t>as</w:t>
       </w:r>
       <w:r>
-        <w:t xml:space="preserve"> they did in the MultiSim simulation. Set the horizontal position of the trigger to the left most visible reticule. </w:t>
+        <w:t xml:space="preserve"> they did in the simulation. Set the horizontal position of the trigger to the left most visible reticule. </w:t>
       </w:r>
       <w:r>
         <w:t>Take a screen shot of</w:t>
@@ -6225,21 +5561,30 @@
         </w:numPr>
         <w:spacing w:line="240" w:lineRule="auto"/>
       </w:pPr>
-      <w:bookmarkStart w:id="19" w:name="assembly_screenShot"/>
-      <w:bookmarkStart w:id="20" w:name="empiril_osillsope"/>
-      <w:r>
+      <w:bookmarkStart w:id="13" w:name="assembly_screenShot"/>
+      <w:bookmarkStart w:id="14" w:name="empiril_osillsope"/>
+      <w:r>
+        <w:lastRenderedPageBreak/>
         <w:t xml:space="preserve">Take </w:t>
       </w:r>
-      <w:bookmarkEnd w:id="19"/>
-      <w:bookmarkEnd w:id="20"/>
+      <w:bookmarkEnd w:id="13"/>
+      <w:bookmarkEnd w:id="14"/>
       <w:r>
         <w:t>a s</w:t>
       </w:r>
       <w:r>
-        <w:t xml:space="preserve">creen shot </w:t>
-      </w:r>
-      <w:r>
-        <w:t>of the of</w:t>
+        <w:t xml:space="preserve">creen </w:t>
+      </w:r>
+      <w:proofErr w:type="gramStart"/>
+      <w:r>
+        <w:t xml:space="preserve">shot </w:t>
+      </w:r>
+      <w:r>
+        <w:t>of the</w:t>
+      </w:r>
+      <w:proofErr w:type="gramEnd"/>
+      <w:r>
+        <w:t xml:space="preserve"> of</w:t>
       </w:r>
       <w:r>
         <w:t xml:space="preserve"> </w:t>
@@ -6367,7 +5712,7 @@
                     </pic:cNvPicPr>
                   </pic:nvPicPr>
                   <pic:blipFill>
-                    <a:blip r:embed="rId16" cstate="print">
+                    <a:blip r:embed="rId13" cstate="print">
                       <a:extLst>
                         <a:ext uri="{28A0092B-C50C-407E-A947-70E740481C1C}">
                           <a14:useLocalDpi xmlns:a14="http://schemas.microsoft.com/office/drawing/2010/main" val="0"/>
@@ -6406,14 +5751,27 @@
       <w:r>
         <w:t xml:space="preserve">Figure </w:t>
       </w:r>
-      <w:fldSimple w:instr=" SEQ Figure \* ARABIC ">
-        <w:r>
-          <w:rPr>
-            <w:noProof/>
-          </w:rPr>
-          <w:t>8</w:t>
-        </w:r>
-      </w:fldSimple>
+      <w:r>
+        <w:fldChar w:fldCharType="begin"/>
+      </w:r>
+      <w:r>
+        <w:instrText xml:space="preserve"> SEQ Figure \* ARABIC </w:instrText>
+      </w:r>
+      <w:r>
+        <w:fldChar w:fldCharType="separate"/>
+      </w:r>
+      <w:r>
+        <w:rPr>
+          <w:noProof/>
+        </w:rPr>
+        <w:t>8</w:t>
+      </w:r>
+      <w:r>
+        <w:rPr>
+          <w:noProof/>
+        </w:rPr>
+        <w:fldChar w:fldCharType="end"/>
+      </w:r>
       <w:r>
         <w:t>: An</w:t>
       </w:r>
@@ -6421,7 +5779,23 @@
         <w:t xml:space="preserve"> </w:t>
       </w:r>
       <w:r>
-        <w:t>oscilloscope trace showing the two output you need to capture.  Note that this image was captured on a Rhode&amp;Schwarz HMO724.</w:t>
+        <w:t xml:space="preserve">oscilloscope trace showing the two </w:t>
+      </w:r>
+      <w:proofErr w:type="gramStart"/>
+      <w:r>
+        <w:t>output</w:t>
+      </w:r>
+      <w:proofErr w:type="gramEnd"/>
+      <w:r>
+        <w:t xml:space="preserve"> you need to capture.  Note that this image was captured on a </w:t>
+      </w:r>
+      <w:proofErr w:type="spellStart"/>
+      <w:r>
+        <w:t>Rhode&amp;Schwarz</w:t>
+      </w:r>
+      <w:proofErr w:type="spellEnd"/>
+      <w:r>
+        <w:t xml:space="preserve"> HMO724.</w:t>
       </w:r>
     </w:p>
     <w:p>
@@ -6525,23 +5899,16 @@
         <w:rPr>
           <w:bCs/>
         </w:rPr>
-        <w:t xml:space="preserve"> you found throughout this lab.  Represent your answer to 3 significant figures using the </w:t>
-      </w:r>
+        <w:t xml:space="preserve"> you found throughout this lab.  Represent your answer to 3 significant figures using the units </w:t>
+      </w:r>
+      <w:bookmarkStart w:id="15" w:name="_Hlk183955948"/>
       <w:r>
         <w:rPr>
           <w:bCs/>
         </w:rPr>
-        <w:lastRenderedPageBreak/>
-        <w:t xml:space="preserve">units </w:t>
-      </w:r>
-      <w:bookmarkStart w:id="21" w:name="_Hlk183955948"/>
-      <w:r>
-        <w:rPr>
-          <w:bCs/>
-        </w:rPr>
         <w:t xml:space="preserve">given in parenthesis in the </w:t>
       </w:r>
-      <w:bookmarkEnd w:id="21"/>
+      <w:bookmarkEnd w:id="15"/>
       <w:r>
         <w:rPr>
           <w:b/>
@@ -6587,19 +5954,32 @@
         <w:pStyle w:val="Caption"/>
         <w:keepNext/>
       </w:pPr>
-      <w:bookmarkStart w:id="22" w:name="_Ref81057766"/>
+      <w:bookmarkStart w:id="16" w:name="_Ref81057766"/>
       <w:r>
         <w:t xml:space="preserve">Table </w:t>
       </w:r>
-      <w:fldSimple w:instr=" SEQ Table \* ARABIC ">
-        <w:r>
-          <w:rPr>
-            <w:noProof/>
-          </w:rPr>
-          <w:t>3</w:t>
-        </w:r>
-      </w:fldSimple>
-      <w:bookmarkEnd w:id="22"/>
+      <w:r>
+        <w:fldChar w:fldCharType="begin"/>
+      </w:r>
+      <w:r>
+        <w:instrText xml:space="preserve"> SEQ Table \* ARABIC </w:instrText>
+      </w:r>
+      <w:r>
+        <w:fldChar w:fldCharType="separate"/>
+      </w:r>
+      <w:r>
+        <w:rPr>
+          <w:noProof/>
+        </w:rPr>
+        <w:t>3</w:t>
+      </w:r>
+      <w:r>
+        <w:rPr>
+          <w:noProof/>
+        </w:rPr>
+        <w:fldChar w:fldCharType="end"/>
+      </w:r>
+      <w:bookmarkEnd w:id="16"/>
       <w:r>
         <w:t>: Summary</w:t>
       </w:r>
@@ -6918,7 +6298,15 @@
         <w:ind w:left="0" w:firstLine="0"/>
       </w:pPr>
       <w:r>
-        <w:t>Hint, use Ctrl+click to follow links.  This also works for all the Figures and Tables in these labs.</w:t>
+        <w:t xml:space="preserve">Hint, use </w:t>
+      </w:r>
+      <w:proofErr w:type="spellStart"/>
+      <w:r>
+        <w:t>Ctrl+click</w:t>
+      </w:r>
+      <w:proofErr w:type="spellEnd"/>
+      <w:r>
+        <w:t xml:space="preserve"> to follow links.  This also works for all the Figures and Tables in these labs.</w:t>
       </w:r>
     </w:p>
     <w:p>
@@ -7048,6 +6436,7 @@
         <w:rPr>
           <w:bCs/>
         </w:rPr>
+        <w:lastRenderedPageBreak/>
         <w:tab/>
       </w:r>
       <w:r>
@@ -7140,77 +6529,6 @@
     <w:p>
       <w:pPr>
         <w:spacing w:after="0" w:line="240" w:lineRule="auto"/>
-        <w:ind w:left="-6" w:hanging="11"/>
-      </w:pPr>
-      <w:r>
-        <w:tab/>
-      </w:r>
-      <w:r>
-        <w:tab/>
-      </w:r>
-      <w:r>
-        <w:tab/>
-      </w:r>
-      <w:hyperlink w:anchor="excel" w:history="1">
-        <w:r>
-          <w:rPr>
-            <w:rStyle w:val="Hyperlink"/>
-          </w:rPr>
-          <w:t>Ramp and Cap Charge</w:t>
-        </w:r>
-      </w:hyperlink>
-      <w:r>
-        <w:t xml:space="preserve"> vs. Time graph </w:t>
-      </w:r>
-      <w:r>
-        <w:t>from Excel</w:t>
-      </w:r>
-    </w:p>
-    <w:p>
-      <w:pPr>
-        <w:spacing w:after="0" w:line="240" w:lineRule="auto"/>
-        <w:ind w:left="-6" w:firstLine="726"/>
-      </w:pPr>
-      <w:hyperlink w:anchor="excel_min" w:history="1">
-        <w:r>
-          <w:rPr>
-            <w:rStyle w:val="Hyperlink"/>
-          </w:rPr>
-          <w:t>Value</w:t>
-        </w:r>
-      </w:hyperlink>
-      <w:r>
-        <w:t xml:space="preserve"> of </w:t>
-      </w:r>
-      <w:r>
-        <w:rPr>
-          <w:i/>
-          <w:iCs/>
-        </w:rPr>
-        <w:t>V</w:t>
-      </w:r>
-      <w:r>
-        <w:rPr>
-          <w:i/>
-          <w:iCs/>
-          <w:vertAlign w:val="subscript"/>
-        </w:rPr>
-        <w:t>final</w:t>
-      </w:r>
-      <w:r>
-        <w:rPr>
-          <w:i/>
-          <w:iCs/>
-        </w:rPr>
-        <w:t xml:space="preserve"> </w:t>
-      </w:r>
-      <w:r>
-        <w:t>and the largest value of Delta</w:t>
-      </w:r>
-    </w:p>
-    <w:p>
-      <w:pPr>
-        <w:spacing w:after="0" w:line="240" w:lineRule="auto"/>
         <w:ind w:left="2878" w:hanging="2895"/>
         <w:rPr>
           <w:b/>
@@ -7287,9 +6605,6 @@
           <w:t>Schematic</w:t>
         </w:r>
       </w:hyperlink>
-      <w:r>
-        <w:t xml:space="preserve"> (use Export -&gt; Schematic Image)</w:t>
-      </w:r>
     </w:p>
     <w:p>
       <w:pPr>
@@ -7310,11 +6625,11 @@
           <w:rPr>
             <w:rStyle w:val="Hyperlink"/>
           </w:rPr>
-          <w:t>Timing</w:t>
+          <w:t>Waveform</w:t>
         </w:r>
       </w:hyperlink>
       <w:r>
-        <w:t xml:space="preserve"> diagram (use Export -&gt; Grapher Image)</w:t>
+        <w:t xml:space="preserve"> </w:t>
       </w:r>
     </w:p>
     <w:p>
@@ -7494,12 +6809,12 @@
       </w:pPr>
     </w:p>
     <w:sectPr>
-      <w:headerReference w:type="even" r:id="rId17"/>
-      <w:headerReference w:type="default" r:id="rId18"/>
-      <w:footerReference w:type="even" r:id="rId19"/>
-      <w:footerReference w:type="default" r:id="rId20"/>
-      <w:headerReference w:type="first" r:id="rId21"/>
-      <w:footerReference w:type="first" r:id="rId22"/>
+      <w:headerReference w:type="even" r:id="rId14"/>
+      <w:headerReference w:type="default" r:id="rId15"/>
+      <w:footerReference w:type="even" r:id="rId16"/>
+      <w:footerReference w:type="default" r:id="rId17"/>
+      <w:headerReference w:type="first" r:id="rId18"/>
+      <w:footerReference w:type="first" r:id="rId19"/>
       <w:pgSz w:w="12240" w:h="15840"/>
       <w:pgMar w:top="1509" w:right="1436" w:bottom="1480" w:left="1440" w:header="720" w:footer="719" w:gutter="0"/>
       <w:cols w:space="720"/>
@@ -7510,7 +6825,7 @@
 </file>
 
 <file path=word/endnotes.xml><?xml version="1.0" encoding="utf-8"?>
-<w:endnotes xmlns:wpc="http://schemas.microsoft.com/office/word/2010/wordprocessingCanvas" xmlns:cx="http://schemas.microsoft.com/office/drawing/2014/chartex" xmlns:cx1="http://schemas.microsoft.com/office/drawing/2015/9/8/chartex" xmlns:cx2="http://schemas.microsoft.com/office/drawing/2015/10/21/chartex" xmlns:cx3="http://schemas.microsoft.com/office/drawing/2016/5/9/chartex" xmlns:cx4="http://schemas.microsoft.com/office/drawing/2016/5/10/chartex" xmlns:cx5="http://schemas.microsoft.com/office/drawing/2016/5/11/chartex" xmlns:cx6="http://schemas.microsoft.com/office/drawing/2016/5/12/chartex" xmlns:cx7="http://schemas.microsoft.com/office/drawing/2016/5/13/chartex" xmlns:cx8="http://schemas.microsoft.com/office/drawing/2016/5/14/chartex" xmlns:mc="http://schemas.openxmlformats.org/markup-compatibility/2006" xmlns:aink="http://schemas.microsoft.com/office/drawing/2016/ink" xmlns:am3d="http://schemas.microsoft.com/office/drawing/2017/model3d" xmlns:o="urn:schemas-microsoft-com:office:office" xmlns:oel="http://schemas.microsoft.com/office/2019/extlst" xmlns:r="http://schemas.openxmlformats.org/officeDocument/2006/relationships" xmlns:m="http://schemas.openxmlformats.org/officeDocument/2006/math" xmlns:v="urn:schemas-microsoft-com:vml" xmlns:wp14="http://schemas.microsoft.com/office/word/2010/wordprocessingDrawing" xmlns:wp="http://schemas.openxmlformats.org/drawingml/2006/wordprocessingDrawing" xmlns:w10="urn:schemas-microsoft-com:office:word" xmlns:w="http://schemas.openxmlformats.org/wordprocessingml/2006/main" xmlns:w14="http://schemas.microsoft.com/office/word/2010/wordml" xmlns:w15="http://schemas.microsoft.com/office/word/2012/wordml" xmlns:w16cex="http://schemas.microsoft.com/office/word/2018/wordml/cex" xmlns:w16cid="http://schemas.microsoft.com/office/word/2016/wordml/cid" xmlns:w16="http://schemas.microsoft.com/office/word/2018/wordml" xmlns:w16du="http://schemas.microsoft.com/office/word/2023/wordml/word16du" xmlns:w16sdtdh="http://schemas.microsoft.com/office/word/2020/wordml/sdtdatahash" xmlns:w16se="http://schemas.microsoft.com/office/word/2015/wordml/symex" xmlns:wpg="http://schemas.microsoft.com/office/word/2010/wordprocessingGroup" xmlns:wpi="http://schemas.microsoft.com/office/word/2010/wordprocessingInk" xmlns:wne="http://schemas.microsoft.com/office/word/2006/wordml" xmlns:wps="http://schemas.microsoft.com/office/word/2010/wordprocessingShape" mc:Ignorable="w14 w15 w16se w16cid w16 w16cex w16sdtdh w16du wp14">
+<w:endnotes xmlns:wpc="http://schemas.microsoft.com/office/word/2010/wordprocessingCanvas" xmlns:cx="http://schemas.microsoft.com/office/drawing/2014/chartex" xmlns:cx1="http://schemas.microsoft.com/office/drawing/2015/9/8/chartex" xmlns:cx2="http://schemas.microsoft.com/office/drawing/2015/10/21/chartex" xmlns:cx3="http://schemas.microsoft.com/office/drawing/2016/5/9/chartex" xmlns:cx4="http://schemas.microsoft.com/office/drawing/2016/5/10/chartex" xmlns:cx5="http://schemas.microsoft.com/office/drawing/2016/5/11/chartex" xmlns:cx6="http://schemas.microsoft.com/office/drawing/2016/5/12/chartex" xmlns:cx7="http://schemas.microsoft.com/office/drawing/2016/5/13/chartex" xmlns:cx8="http://schemas.microsoft.com/office/drawing/2016/5/14/chartex" xmlns:mc="http://schemas.openxmlformats.org/markup-compatibility/2006" xmlns:aink="http://schemas.microsoft.com/office/drawing/2016/ink" xmlns:am3d="http://schemas.microsoft.com/office/drawing/2017/model3d" xmlns:o="urn:schemas-microsoft-com:office:office" xmlns:oel="http://schemas.microsoft.com/office/2019/extlst" xmlns:r="http://schemas.openxmlformats.org/officeDocument/2006/relationships" xmlns:m="http://schemas.openxmlformats.org/officeDocument/2006/math" xmlns:v="urn:schemas-microsoft-com:vml" xmlns:wp14="http://schemas.microsoft.com/office/word/2010/wordprocessingDrawing" xmlns:wp="http://schemas.openxmlformats.org/drawingml/2006/wordprocessingDrawing" xmlns:w10="urn:schemas-microsoft-com:office:word" xmlns:w="http://schemas.openxmlformats.org/wordprocessingml/2006/main" xmlns:w14="http://schemas.microsoft.com/office/word/2010/wordml" xmlns:w15="http://schemas.microsoft.com/office/word/2012/wordml" xmlns:w16cex="http://schemas.microsoft.com/office/word/2018/wordml/cex" xmlns:w16cid="http://schemas.microsoft.com/office/word/2016/wordml/cid" xmlns:w16="http://schemas.microsoft.com/office/word/2018/wordml" xmlns:w16du="http://schemas.microsoft.com/office/word/2023/wordml/word16du" xmlns:w16sdtdh="http://schemas.microsoft.com/office/word/2020/wordml/sdtdatahash" xmlns:w16sdtfl="http://schemas.microsoft.com/office/word/2024/wordml/sdtformatlock" xmlns:w16se="http://schemas.microsoft.com/office/word/2015/wordml/symex" xmlns:wpg="http://schemas.microsoft.com/office/word/2010/wordprocessingGroup" xmlns:wpi="http://schemas.microsoft.com/office/word/2010/wordprocessingInk" xmlns:wne="http://schemas.microsoft.com/office/word/2006/wordml" xmlns:wps="http://schemas.microsoft.com/office/word/2010/wordprocessingShape" mc:Ignorable="w14 w15 w16se w16cid w16 w16cex w16sdtdh w16sdtfl w16du wp14">
   <w:endnote w:type="separator" w:id="-1">
     <w:p>
       <w:pPr>
@@ -7535,7 +6850,7 @@
 </file>
 
 <file path=word/footer1.xml><?xml version="1.0" encoding="utf-8"?>
-<w:ftr xmlns:wpc="http://schemas.microsoft.com/office/word/2010/wordprocessingCanvas" xmlns:cx="http://schemas.microsoft.com/office/drawing/2014/chartex" xmlns:cx1="http://schemas.microsoft.com/office/drawing/2015/9/8/chartex" xmlns:cx2="http://schemas.microsoft.com/office/drawing/2015/10/21/chartex" xmlns:cx3="http://schemas.microsoft.com/office/drawing/2016/5/9/chartex" xmlns:cx4="http://schemas.microsoft.com/office/drawing/2016/5/10/chartex" xmlns:cx5="http://schemas.microsoft.com/office/drawing/2016/5/11/chartex" xmlns:cx6="http://schemas.microsoft.com/office/drawing/2016/5/12/chartex" xmlns:cx7="http://schemas.microsoft.com/office/drawing/2016/5/13/chartex" xmlns:cx8="http://schemas.microsoft.com/office/drawing/2016/5/14/chartex" xmlns:mc="http://schemas.openxmlformats.org/markup-compatibility/2006" xmlns:aink="http://schemas.microsoft.com/office/drawing/2016/ink" xmlns:am3d="http://schemas.microsoft.com/office/drawing/2017/model3d" xmlns:o="urn:schemas-microsoft-com:office:office" xmlns:oel="http://schemas.microsoft.com/office/2019/extlst" xmlns:r="http://schemas.openxmlformats.org/officeDocument/2006/relationships" xmlns:m="http://schemas.openxmlformats.org/officeDocument/2006/math" xmlns:v="urn:schemas-microsoft-com:vml" xmlns:wp14="http://schemas.microsoft.com/office/word/2010/wordprocessingDrawing" xmlns:wp="http://schemas.openxmlformats.org/drawingml/2006/wordprocessingDrawing" xmlns:w10="urn:schemas-microsoft-com:office:word" xmlns:w="http://schemas.openxmlformats.org/wordprocessingml/2006/main" xmlns:w14="http://schemas.microsoft.com/office/word/2010/wordml" xmlns:w15="http://schemas.microsoft.com/office/word/2012/wordml" xmlns:w16cex="http://schemas.microsoft.com/office/word/2018/wordml/cex" xmlns:w16cid="http://schemas.microsoft.com/office/word/2016/wordml/cid" xmlns:w16="http://schemas.microsoft.com/office/word/2018/wordml" xmlns:w16du="http://schemas.microsoft.com/office/word/2023/wordml/word16du" xmlns:w16sdtdh="http://schemas.microsoft.com/office/word/2020/wordml/sdtdatahash" xmlns:w16se="http://schemas.microsoft.com/office/word/2015/wordml/symex" xmlns:wpg="http://schemas.microsoft.com/office/word/2010/wordprocessingGroup" xmlns:wpi="http://schemas.microsoft.com/office/word/2010/wordprocessingInk" xmlns:wne="http://schemas.microsoft.com/office/word/2006/wordml" xmlns:wps="http://schemas.microsoft.com/office/word/2010/wordprocessingShape" mc:Ignorable="w14 w15 w16se w16cid w16 w16cex w16sdtdh w16du wp14">
+<w:ftr xmlns:wpc="http://schemas.microsoft.com/office/word/2010/wordprocessingCanvas" xmlns:cx="http://schemas.microsoft.com/office/drawing/2014/chartex" xmlns:cx1="http://schemas.microsoft.com/office/drawing/2015/9/8/chartex" xmlns:cx2="http://schemas.microsoft.com/office/drawing/2015/10/21/chartex" xmlns:cx3="http://schemas.microsoft.com/office/drawing/2016/5/9/chartex" xmlns:cx4="http://schemas.microsoft.com/office/drawing/2016/5/10/chartex" xmlns:cx5="http://schemas.microsoft.com/office/drawing/2016/5/11/chartex" xmlns:cx6="http://schemas.microsoft.com/office/drawing/2016/5/12/chartex" xmlns:cx7="http://schemas.microsoft.com/office/drawing/2016/5/13/chartex" xmlns:cx8="http://schemas.microsoft.com/office/drawing/2016/5/14/chartex" xmlns:mc="http://schemas.openxmlformats.org/markup-compatibility/2006" xmlns:aink="http://schemas.microsoft.com/office/drawing/2016/ink" xmlns:am3d="http://schemas.microsoft.com/office/drawing/2017/model3d" xmlns:o="urn:schemas-microsoft-com:office:office" xmlns:oel="http://schemas.microsoft.com/office/2019/extlst" xmlns:r="http://schemas.openxmlformats.org/officeDocument/2006/relationships" xmlns:m="http://schemas.openxmlformats.org/officeDocument/2006/math" xmlns:v="urn:schemas-microsoft-com:vml" xmlns:wp14="http://schemas.microsoft.com/office/word/2010/wordprocessingDrawing" xmlns:wp="http://schemas.openxmlformats.org/drawingml/2006/wordprocessingDrawing" xmlns:w10="urn:schemas-microsoft-com:office:word" xmlns:w="http://schemas.openxmlformats.org/wordprocessingml/2006/main" xmlns:w14="http://schemas.microsoft.com/office/word/2010/wordml" xmlns:w15="http://schemas.microsoft.com/office/word/2012/wordml" xmlns:w16cex="http://schemas.microsoft.com/office/word/2018/wordml/cex" xmlns:w16cid="http://schemas.microsoft.com/office/word/2016/wordml/cid" xmlns:w16="http://schemas.microsoft.com/office/word/2018/wordml" xmlns:w16du="http://schemas.microsoft.com/office/word/2023/wordml/word16du" xmlns:w16sdtdh="http://schemas.microsoft.com/office/word/2020/wordml/sdtdatahash" xmlns:w16sdtfl="http://schemas.microsoft.com/office/word/2024/wordml/sdtformatlock" xmlns:w16se="http://schemas.microsoft.com/office/word/2015/wordml/symex" xmlns:wpg="http://schemas.microsoft.com/office/word/2010/wordprocessingGroup" xmlns:wpi="http://schemas.microsoft.com/office/word/2010/wordprocessingInk" xmlns:wne="http://schemas.microsoft.com/office/word/2006/wordml" xmlns:wps="http://schemas.microsoft.com/office/word/2010/wordprocessingShape" mc:Ignorable="w14 w15 w16se w16cid w16 w16cex w16sdtdh w16sdtfl w16du wp14">
   <w:p>
     <w:pPr>
       <w:spacing w:after="0" w:line="259" w:lineRule="auto"/>
@@ -7586,7 +6901,7 @@
 </file>
 
 <file path=word/footer2.xml><?xml version="1.0" encoding="utf-8"?>
-<w:ftr xmlns:wpc="http://schemas.microsoft.com/office/word/2010/wordprocessingCanvas" xmlns:cx="http://schemas.microsoft.com/office/drawing/2014/chartex" xmlns:cx1="http://schemas.microsoft.com/office/drawing/2015/9/8/chartex" xmlns:cx2="http://schemas.microsoft.com/office/drawing/2015/10/21/chartex" xmlns:cx3="http://schemas.microsoft.com/office/drawing/2016/5/9/chartex" xmlns:cx4="http://schemas.microsoft.com/office/drawing/2016/5/10/chartex" xmlns:cx5="http://schemas.microsoft.com/office/drawing/2016/5/11/chartex" xmlns:cx6="http://schemas.microsoft.com/office/drawing/2016/5/12/chartex" xmlns:cx7="http://schemas.microsoft.com/office/drawing/2016/5/13/chartex" xmlns:cx8="http://schemas.microsoft.com/office/drawing/2016/5/14/chartex" xmlns:mc="http://schemas.openxmlformats.org/markup-compatibility/2006" xmlns:aink="http://schemas.microsoft.com/office/drawing/2016/ink" xmlns:am3d="http://schemas.microsoft.com/office/drawing/2017/model3d" xmlns:o="urn:schemas-microsoft-com:office:office" xmlns:oel="http://schemas.microsoft.com/office/2019/extlst" xmlns:r="http://schemas.openxmlformats.org/officeDocument/2006/relationships" xmlns:m="http://schemas.openxmlformats.org/officeDocument/2006/math" xmlns:v="urn:schemas-microsoft-com:vml" xmlns:wp14="http://schemas.microsoft.com/office/word/2010/wordprocessingDrawing" xmlns:wp="http://schemas.openxmlformats.org/drawingml/2006/wordprocessingDrawing" xmlns:w10="urn:schemas-microsoft-com:office:word" xmlns:w="http://schemas.openxmlformats.org/wordprocessingml/2006/main" xmlns:w14="http://schemas.microsoft.com/office/word/2010/wordml" xmlns:w15="http://schemas.microsoft.com/office/word/2012/wordml" xmlns:w16cex="http://schemas.microsoft.com/office/word/2018/wordml/cex" xmlns:w16cid="http://schemas.microsoft.com/office/word/2016/wordml/cid" xmlns:w16="http://schemas.microsoft.com/office/word/2018/wordml" xmlns:w16du="http://schemas.microsoft.com/office/word/2023/wordml/word16du" xmlns:w16sdtdh="http://schemas.microsoft.com/office/word/2020/wordml/sdtdatahash" xmlns:w16se="http://schemas.microsoft.com/office/word/2015/wordml/symex" xmlns:wpg="http://schemas.microsoft.com/office/word/2010/wordprocessingGroup" xmlns:wpi="http://schemas.microsoft.com/office/word/2010/wordprocessingInk" xmlns:wne="http://schemas.microsoft.com/office/word/2006/wordml" xmlns:wps="http://schemas.microsoft.com/office/word/2010/wordprocessingShape" mc:Ignorable="w14 w15 w16se w16cid w16 w16cex w16sdtdh w16du wp14">
+<w:ftr xmlns:wpc="http://schemas.microsoft.com/office/word/2010/wordprocessingCanvas" xmlns:cx="http://schemas.microsoft.com/office/drawing/2014/chartex" xmlns:cx1="http://schemas.microsoft.com/office/drawing/2015/9/8/chartex" xmlns:cx2="http://schemas.microsoft.com/office/drawing/2015/10/21/chartex" xmlns:cx3="http://schemas.microsoft.com/office/drawing/2016/5/9/chartex" xmlns:cx4="http://schemas.microsoft.com/office/drawing/2016/5/10/chartex" xmlns:cx5="http://schemas.microsoft.com/office/drawing/2016/5/11/chartex" xmlns:cx6="http://schemas.microsoft.com/office/drawing/2016/5/12/chartex" xmlns:cx7="http://schemas.microsoft.com/office/drawing/2016/5/13/chartex" xmlns:cx8="http://schemas.microsoft.com/office/drawing/2016/5/14/chartex" xmlns:mc="http://schemas.openxmlformats.org/markup-compatibility/2006" xmlns:aink="http://schemas.microsoft.com/office/drawing/2016/ink" xmlns:am3d="http://schemas.microsoft.com/office/drawing/2017/model3d" xmlns:o="urn:schemas-microsoft-com:office:office" xmlns:oel="http://schemas.microsoft.com/office/2019/extlst" xmlns:r="http://schemas.openxmlformats.org/officeDocument/2006/relationships" xmlns:m="http://schemas.openxmlformats.org/officeDocument/2006/math" xmlns:v="urn:schemas-microsoft-com:vml" xmlns:wp14="http://schemas.microsoft.com/office/word/2010/wordprocessingDrawing" xmlns:wp="http://schemas.openxmlformats.org/drawingml/2006/wordprocessingDrawing" xmlns:w10="urn:schemas-microsoft-com:office:word" xmlns:w="http://schemas.openxmlformats.org/wordprocessingml/2006/main" xmlns:w14="http://schemas.microsoft.com/office/word/2010/wordml" xmlns:w15="http://schemas.microsoft.com/office/word/2012/wordml" xmlns:w16cex="http://schemas.microsoft.com/office/word/2018/wordml/cex" xmlns:w16cid="http://schemas.microsoft.com/office/word/2016/wordml/cid" xmlns:w16="http://schemas.microsoft.com/office/word/2018/wordml" xmlns:w16du="http://schemas.microsoft.com/office/word/2023/wordml/word16du" xmlns:w16sdtdh="http://schemas.microsoft.com/office/word/2020/wordml/sdtdatahash" xmlns:w16sdtfl="http://schemas.microsoft.com/office/word/2024/wordml/sdtformatlock" xmlns:w16se="http://schemas.microsoft.com/office/word/2015/wordml/symex" xmlns:wpg="http://schemas.microsoft.com/office/word/2010/wordprocessingGroup" xmlns:wpi="http://schemas.microsoft.com/office/word/2010/wordprocessingInk" xmlns:wne="http://schemas.microsoft.com/office/word/2006/wordml" xmlns:wps="http://schemas.microsoft.com/office/word/2010/wordprocessingShape" mc:Ignorable="w14 w15 w16se w16cid w16 w16cex w16sdtdh w16sdtfl w16du wp14">
   <w:p>
     <w:pPr>
       <w:spacing w:after="0" w:line="259" w:lineRule="auto"/>
@@ -7638,7 +6953,7 @@
 </file>
 
 <file path=word/footer3.xml><?xml version="1.0" encoding="utf-8"?>
-<w:ftr xmlns:wpc="http://schemas.microsoft.com/office/word/2010/wordprocessingCanvas" xmlns:cx="http://schemas.microsoft.com/office/drawing/2014/chartex" xmlns:cx1="http://schemas.microsoft.com/office/drawing/2015/9/8/chartex" xmlns:cx2="http://schemas.microsoft.com/office/drawing/2015/10/21/chartex" xmlns:cx3="http://schemas.microsoft.com/office/drawing/2016/5/9/chartex" xmlns:cx4="http://schemas.microsoft.com/office/drawing/2016/5/10/chartex" xmlns:cx5="http://schemas.microsoft.com/office/drawing/2016/5/11/chartex" xmlns:cx6="http://schemas.microsoft.com/office/drawing/2016/5/12/chartex" xmlns:cx7="http://schemas.microsoft.com/office/drawing/2016/5/13/chartex" xmlns:cx8="http://schemas.microsoft.com/office/drawing/2016/5/14/chartex" xmlns:mc="http://schemas.openxmlformats.org/markup-compatibility/2006" xmlns:aink="http://schemas.microsoft.com/office/drawing/2016/ink" xmlns:am3d="http://schemas.microsoft.com/office/drawing/2017/model3d" xmlns:o="urn:schemas-microsoft-com:office:office" xmlns:oel="http://schemas.microsoft.com/office/2019/extlst" xmlns:r="http://schemas.openxmlformats.org/officeDocument/2006/relationships" xmlns:m="http://schemas.openxmlformats.org/officeDocument/2006/math" xmlns:v="urn:schemas-microsoft-com:vml" xmlns:wp14="http://schemas.microsoft.com/office/word/2010/wordprocessingDrawing" xmlns:wp="http://schemas.openxmlformats.org/drawingml/2006/wordprocessingDrawing" xmlns:w10="urn:schemas-microsoft-com:office:word" xmlns:w="http://schemas.openxmlformats.org/wordprocessingml/2006/main" xmlns:w14="http://schemas.microsoft.com/office/word/2010/wordml" xmlns:w15="http://schemas.microsoft.com/office/word/2012/wordml" xmlns:w16cex="http://schemas.microsoft.com/office/word/2018/wordml/cex" xmlns:w16cid="http://schemas.microsoft.com/office/word/2016/wordml/cid" xmlns:w16="http://schemas.microsoft.com/office/word/2018/wordml" xmlns:w16du="http://schemas.microsoft.com/office/word/2023/wordml/word16du" xmlns:w16sdtdh="http://schemas.microsoft.com/office/word/2020/wordml/sdtdatahash" xmlns:w16se="http://schemas.microsoft.com/office/word/2015/wordml/symex" xmlns:wpg="http://schemas.microsoft.com/office/word/2010/wordprocessingGroup" xmlns:wpi="http://schemas.microsoft.com/office/word/2010/wordprocessingInk" xmlns:wne="http://schemas.microsoft.com/office/word/2006/wordml" xmlns:wps="http://schemas.microsoft.com/office/word/2010/wordprocessingShape" mc:Ignorable="w14 w15 w16se w16cid w16 w16cex w16sdtdh w16du wp14">
+<w:ftr xmlns:wpc="http://schemas.microsoft.com/office/word/2010/wordprocessingCanvas" xmlns:cx="http://schemas.microsoft.com/office/drawing/2014/chartex" xmlns:cx1="http://schemas.microsoft.com/office/drawing/2015/9/8/chartex" xmlns:cx2="http://schemas.microsoft.com/office/drawing/2015/10/21/chartex" xmlns:cx3="http://schemas.microsoft.com/office/drawing/2016/5/9/chartex" xmlns:cx4="http://schemas.microsoft.com/office/drawing/2016/5/10/chartex" xmlns:cx5="http://schemas.microsoft.com/office/drawing/2016/5/11/chartex" xmlns:cx6="http://schemas.microsoft.com/office/drawing/2016/5/12/chartex" xmlns:cx7="http://schemas.microsoft.com/office/drawing/2016/5/13/chartex" xmlns:cx8="http://schemas.microsoft.com/office/drawing/2016/5/14/chartex" xmlns:mc="http://schemas.openxmlformats.org/markup-compatibility/2006" xmlns:aink="http://schemas.microsoft.com/office/drawing/2016/ink" xmlns:am3d="http://schemas.microsoft.com/office/drawing/2017/model3d" xmlns:o="urn:schemas-microsoft-com:office:office" xmlns:oel="http://schemas.microsoft.com/office/2019/extlst" xmlns:r="http://schemas.openxmlformats.org/officeDocument/2006/relationships" xmlns:m="http://schemas.openxmlformats.org/officeDocument/2006/math" xmlns:v="urn:schemas-microsoft-com:vml" xmlns:wp14="http://schemas.microsoft.com/office/word/2010/wordprocessingDrawing" xmlns:wp="http://schemas.openxmlformats.org/drawingml/2006/wordprocessingDrawing" xmlns:w10="urn:schemas-microsoft-com:office:word" xmlns:w="http://schemas.openxmlformats.org/wordprocessingml/2006/main" xmlns:w14="http://schemas.microsoft.com/office/word/2010/wordml" xmlns:w15="http://schemas.microsoft.com/office/word/2012/wordml" xmlns:w16cex="http://schemas.microsoft.com/office/word/2018/wordml/cex" xmlns:w16cid="http://schemas.microsoft.com/office/word/2016/wordml/cid" xmlns:w16="http://schemas.microsoft.com/office/word/2018/wordml" xmlns:w16du="http://schemas.microsoft.com/office/word/2023/wordml/word16du" xmlns:w16sdtdh="http://schemas.microsoft.com/office/word/2020/wordml/sdtdatahash" xmlns:w16sdtfl="http://schemas.microsoft.com/office/word/2024/wordml/sdtformatlock" xmlns:w16se="http://schemas.microsoft.com/office/word/2015/wordml/symex" xmlns:wpg="http://schemas.microsoft.com/office/word/2010/wordprocessingGroup" xmlns:wpi="http://schemas.microsoft.com/office/word/2010/wordprocessingInk" xmlns:wne="http://schemas.microsoft.com/office/word/2006/wordml" xmlns:wps="http://schemas.microsoft.com/office/word/2010/wordprocessingShape" mc:Ignorable="w14 w15 w16se w16cid w16 w16cex w16sdtdh w16sdtfl w16du wp14">
   <w:p>
     <w:pPr>
       <w:spacing w:after="0" w:line="259" w:lineRule="auto"/>
@@ -7690,7 +7005,7 @@
 </file>
 
 <file path=word/footnotes.xml><?xml version="1.0" encoding="utf-8"?>
-<w:footnotes xmlns:wpc="http://schemas.microsoft.com/office/word/2010/wordprocessingCanvas" xmlns:cx="http://schemas.microsoft.com/office/drawing/2014/chartex" xmlns:cx1="http://schemas.microsoft.com/office/drawing/2015/9/8/chartex" xmlns:cx2="http://schemas.microsoft.com/office/drawing/2015/10/21/chartex" xmlns:cx3="http://schemas.microsoft.com/office/drawing/2016/5/9/chartex" xmlns:cx4="http://schemas.microsoft.com/office/drawing/2016/5/10/chartex" xmlns:cx5="http://schemas.microsoft.com/office/drawing/2016/5/11/chartex" xmlns:cx6="http://schemas.microsoft.com/office/drawing/2016/5/12/chartex" xmlns:cx7="http://schemas.microsoft.com/office/drawing/2016/5/13/chartex" xmlns:cx8="http://schemas.microsoft.com/office/drawing/2016/5/14/chartex" xmlns:mc="http://schemas.openxmlformats.org/markup-compatibility/2006" xmlns:aink="http://schemas.microsoft.com/office/drawing/2016/ink" xmlns:am3d="http://schemas.microsoft.com/office/drawing/2017/model3d" xmlns:o="urn:schemas-microsoft-com:office:office" xmlns:oel="http://schemas.microsoft.com/office/2019/extlst" xmlns:r="http://schemas.openxmlformats.org/officeDocument/2006/relationships" xmlns:m="http://schemas.openxmlformats.org/officeDocument/2006/math" xmlns:v="urn:schemas-microsoft-com:vml" xmlns:wp14="http://schemas.microsoft.com/office/word/2010/wordprocessingDrawing" xmlns:wp="http://schemas.openxmlformats.org/drawingml/2006/wordprocessingDrawing" xmlns:w10="urn:schemas-microsoft-com:office:word" xmlns:w="http://schemas.openxmlformats.org/wordprocessingml/2006/main" xmlns:w14="http://schemas.microsoft.com/office/word/2010/wordml" xmlns:w15="http://schemas.microsoft.com/office/word/2012/wordml" xmlns:w16cex="http://schemas.microsoft.com/office/word/2018/wordml/cex" xmlns:w16cid="http://schemas.microsoft.com/office/word/2016/wordml/cid" xmlns:w16="http://schemas.microsoft.com/office/word/2018/wordml" xmlns:w16du="http://schemas.microsoft.com/office/word/2023/wordml/word16du" xmlns:w16sdtdh="http://schemas.microsoft.com/office/word/2020/wordml/sdtdatahash" xmlns:w16se="http://schemas.microsoft.com/office/word/2015/wordml/symex" xmlns:wpg="http://schemas.microsoft.com/office/word/2010/wordprocessingGroup" xmlns:wpi="http://schemas.microsoft.com/office/word/2010/wordprocessingInk" xmlns:wne="http://schemas.microsoft.com/office/word/2006/wordml" xmlns:wps="http://schemas.microsoft.com/office/word/2010/wordprocessingShape" mc:Ignorable="w14 w15 w16se w16cid w16 w16cex w16sdtdh w16du wp14">
+<w:footnotes xmlns:wpc="http://schemas.microsoft.com/office/word/2010/wordprocessingCanvas" xmlns:cx="http://schemas.microsoft.com/office/drawing/2014/chartex" xmlns:cx1="http://schemas.microsoft.com/office/drawing/2015/9/8/chartex" xmlns:cx2="http://schemas.microsoft.com/office/drawing/2015/10/21/chartex" xmlns:cx3="http://schemas.microsoft.com/office/drawing/2016/5/9/chartex" xmlns:cx4="http://schemas.microsoft.com/office/drawing/2016/5/10/chartex" xmlns:cx5="http://schemas.microsoft.com/office/drawing/2016/5/11/chartex" xmlns:cx6="http://schemas.microsoft.com/office/drawing/2016/5/12/chartex" xmlns:cx7="http://schemas.microsoft.com/office/drawing/2016/5/13/chartex" xmlns:cx8="http://schemas.microsoft.com/office/drawing/2016/5/14/chartex" xmlns:mc="http://schemas.openxmlformats.org/markup-compatibility/2006" xmlns:aink="http://schemas.microsoft.com/office/drawing/2016/ink" xmlns:am3d="http://schemas.microsoft.com/office/drawing/2017/model3d" xmlns:o="urn:schemas-microsoft-com:office:office" xmlns:oel="http://schemas.microsoft.com/office/2019/extlst" xmlns:r="http://schemas.openxmlformats.org/officeDocument/2006/relationships" xmlns:m="http://schemas.openxmlformats.org/officeDocument/2006/math" xmlns:v="urn:schemas-microsoft-com:vml" xmlns:wp14="http://schemas.microsoft.com/office/word/2010/wordprocessingDrawing" xmlns:wp="http://schemas.openxmlformats.org/drawingml/2006/wordprocessingDrawing" xmlns:w10="urn:schemas-microsoft-com:office:word" xmlns:w="http://schemas.openxmlformats.org/wordprocessingml/2006/main" xmlns:w14="http://schemas.microsoft.com/office/word/2010/wordml" xmlns:w15="http://schemas.microsoft.com/office/word/2012/wordml" xmlns:w16cex="http://schemas.microsoft.com/office/word/2018/wordml/cex" xmlns:w16cid="http://schemas.microsoft.com/office/word/2016/wordml/cid" xmlns:w16="http://schemas.microsoft.com/office/word/2018/wordml" xmlns:w16du="http://schemas.microsoft.com/office/word/2023/wordml/word16du" xmlns:w16sdtdh="http://schemas.microsoft.com/office/word/2020/wordml/sdtdatahash" xmlns:w16sdtfl="http://schemas.microsoft.com/office/word/2024/wordml/sdtformatlock" xmlns:w16se="http://schemas.microsoft.com/office/word/2015/wordml/symex" xmlns:wpg="http://schemas.microsoft.com/office/word/2010/wordprocessingGroup" xmlns:wpi="http://schemas.microsoft.com/office/word/2010/wordprocessingInk" xmlns:wne="http://schemas.microsoft.com/office/word/2006/wordml" xmlns:wps="http://schemas.microsoft.com/office/word/2010/wordprocessingShape" mc:Ignorable="w14 w15 w16se w16cid w16 w16cex w16sdtdh w16sdtfl w16du wp14">
   <w:footnote w:type="separator" w:id="-1">
     <w:p>
       <w:pPr>
@@ -7715,7 +7030,7 @@
 </file>
 
 <file path=word/header1.xml><?xml version="1.0" encoding="utf-8"?>
-<w:hdr xmlns:wpc="http://schemas.microsoft.com/office/word/2010/wordprocessingCanvas" xmlns:cx="http://schemas.microsoft.com/office/drawing/2014/chartex" xmlns:cx1="http://schemas.microsoft.com/office/drawing/2015/9/8/chartex" xmlns:cx2="http://schemas.microsoft.com/office/drawing/2015/10/21/chartex" xmlns:cx3="http://schemas.microsoft.com/office/drawing/2016/5/9/chartex" xmlns:cx4="http://schemas.microsoft.com/office/drawing/2016/5/10/chartex" xmlns:cx5="http://schemas.microsoft.com/office/drawing/2016/5/11/chartex" xmlns:cx6="http://schemas.microsoft.com/office/drawing/2016/5/12/chartex" xmlns:cx7="http://schemas.microsoft.com/office/drawing/2016/5/13/chartex" xmlns:cx8="http://schemas.microsoft.com/office/drawing/2016/5/14/chartex" xmlns:mc="http://schemas.openxmlformats.org/markup-compatibility/2006" xmlns:aink="http://schemas.microsoft.com/office/drawing/2016/ink" xmlns:am3d="http://schemas.microsoft.com/office/drawing/2017/model3d" xmlns:o="urn:schemas-microsoft-com:office:office" xmlns:oel="http://schemas.microsoft.com/office/2019/extlst" xmlns:r="http://schemas.openxmlformats.org/officeDocument/2006/relationships" xmlns:m="http://schemas.openxmlformats.org/officeDocument/2006/math" xmlns:v="urn:schemas-microsoft-com:vml" xmlns:wp14="http://schemas.microsoft.com/office/word/2010/wordprocessingDrawing" xmlns:wp="http://schemas.openxmlformats.org/drawingml/2006/wordprocessingDrawing" xmlns:w10="urn:schemas-microsoft-com:office:word" xmlns:w="http://schemas.openxmlformats.org/wordprocessingml/2006/main" xmlns:w14="http://schemas.microsoft.com/office/word/2010/wordml" xmlns:w15="http://schemas.microsoft.com/office/word/2012/wordml" xmlns:w16cex="http://schemas.microsoft.com/office/word/2018/wordml/cex" xmlns:w16cid="http://schemas.microsoft.com/office/word/2016/wordml/cid" xmlns:w16="http://schemas.microsoft.com/office/word/2018/wordml" xmlns:w16du="http://schemas.microsoft.com/office/word/2023/wordml/word16du" xmlns:w16sdtdh="http://schemas.microsoft.com/office/word/2020/wordml/sdtdatahash" xmlns:w16se="http://schemas.microsoft.com/office/word/2015/wordml/symex" xmlns:wpg="http://schemas.microsoft.com/office/word/2010/wordprocessingGroup" xmlns:wpi="http://schemas.microsoft.com/office/word/2010/wordprocessingInk" xmlns:wne="http://schemas.microsoft.com/office/word/2006/wordml" xmlns:wps="http://schemas.microsoft.com/office/word/2010/wordprocessingShape" mc:Ignorable="w14 w15 w16se w16cid w16 w16cex w16sdtdh w16du wp14">
+<w:hdr xmlns:wpc="http://schemas.microsoft.com/office/word/2010/wordprocessingCanvas" xmlns:cx="http://schemas.microsoft.com/office/drawing/2014/chartex" xmlns:cx1="http://schemas.microsoft.com/office/drawing/2015/9/8/chartex" xmlns:cx2="http://schemas.microsoft.com/office/drawing/2015/10/21/chartex" xmlns:cx3="http://schemas.microsoft.com/office/drawing/2016/5/9/chartex" xmlns:cx4="http://schemas.microsoft.com/office/drawing/2016/5/10/chartex" xmlns:cx5="http://schemas.microsoft.com/office/drawing/2016/5/11/chartex" xmlns:cx6="http://schemas.microsoft.com/office/drawing/2016/5/12/chartex" xmlns:cx7="http://schemas.microsoft.com/office/drawing/2016/5/13/chartex" xmlns:cx8="http://schemas.microsoft.com/office/drawing/2016/5/14/chartex" xmlns:mc="http://schemas.openxmlformats.org/markup-compatibility/2006" xmlns:aink="http://schemas.microsoft.com/office/drawing/2016/ink" xmlns:am3d="http://schemas.microsoft.com/office/drawing/2017/model3d" xmlns:o="urn:schemas-microsoft-com:office:office" xmlns:oel="http://schemas.microsoft.com/office/2019/extlst" xmlns:r="http://schemas.openxmlformats.org/officeDocument/2006/relationships" xmlns:m="http://schemas.openxmlformats.org/officeDocument/2006/math" xmlns:v="urn:schemas-microsoft-com:vml" xmlns:wp14="http://schemas.microsoft.com/office/word/2010/wordprocessingDrawing" xmlns:wp="http://schemas.openxmlformats.org/drawingml/2006/wordprocessingDrawing" xmlns:w10="urn:schemas-microsoft-com:office:word" xmlns:w="http://schemas.openxmlformats.org/wordprocessingml/2006/main" xmlns:w14="http://schemas.microsoft.com/office/word/2010/wordml" xmlns:w15="http://schemas.microsoft.com/office/word/2012/wordml" xmlns:w16cex="http://schemas.microsoft.com/office/word/2018/wordml/cex" xmlns:w16cid="http://schemas.microsoft.com/office/word/2016/wordml/cid" xmlns:w16="http://schemas.microsoft.com/office/word/2018/wordml" xmlns:w16du="http://schemas.microsoft.com/office/word/2023/wordml/word16du" xmlns:w16sdtdh="http://schemas.microsoft.com/office/word/2020/wordml/sdtdatahash" xmlns:w16sdtfl="http://schemas.microsoft.com/office/word/2024/wordml/sdtformatlock" xmlns:w16se="http://schemas.microsoft.com/office/word/2015/wordml/symex" xmlns:wpg="http://schemas.microsoft.com/office/word/2010/wordprocessingGroup" xmlns:wpi="http://schemas.microsoft.com/office/word/2010/wordprocessingInk" xmlns:wne="http://schemas.microsoft.com/office/word/2006/wordml" xmlns:wps="http://schemas.microsoft.com/office/word/2010/wordprocessingShape" mc:Ignorable="w14 w15 w16se w16cid w16 w16cex w16sdtdh w16sdtfl w16du wp14">
   <w:p>
     <w:pPr>
       <w:spacing w:after="0" w:line="259" w:lineRule="auto"/>
@@ -7791,7 +7106,7 @@
 </file>
 
 <file path=word/header2.xml><?xml version="1.0" encoding="utf-8"?>
-<w:hdr xmlns:wpc="http://schemas.microsoft.com/office/word/2010/wordprocessingCanvas" xmlns:cx="http://schemas.microsoft.com/office/drawing/2014/chartex" xmlns:cx1="http://schemas.microsoft.com/office/drawing/2015/9/8/chartex" xmlns:cx2="http://schemas.microsoft.com/office/drawing/2015/10/21/chartex" xmlns:cx3="http://schemas.microsoft.com/office/drawing/2016/5/9/chartex" xmlns:cx4="http://schemas.microsoft.com/office/drawing/2016/5/10/chartex" xmlns:cx5="http://schemas.microsoft.com/office/drawing/2016/5/11/chartex" xmlns:cx6="http://schemas.microsoft.com/office/drawing/2016/5/12/chartex" xmlns:cx7="http://schemas.microsoft.com/office/drawing/2016/5/13/chartex" xmlns:cx8="http://schemas.microsoft.com/office/drawing/2016/5/14/chartex" xmlns:mc="http://schemas.openxmlformats.org/markup-compatibility/2006" xmlns:aink="http://schemas.microsoft.com/office/drawing/2016/ink" xmlns:am3d="http://schemas.microsoft.com/office/drawing/2017/model3d" xmlns:o="urn:schemas-microsoft-com:office:office" xmlns:oel="http://schemas.microsoft.com/office/2019/extlst" xmlns:r="http://schemas.openxmlformats.org/officeDocument/2006/relationships" xmlns:m="http://schemas.openxmlformats.org/officeDocument/2006/math" xmlns:v="urn:schemas-microsoft-com:vml" xmlns:wp14="http://schemas.microsoft.com/office/word/2010/wordprocessingDrawing" xmlns:wp="http://schemas.openxmlformats.org/drawingml/2006/wordprocessingDrawing" xmlns:w10="urn:schemas-microsoft-com:office:word" xmlns:w="http://schemas.openxmlformats.org/wordprocessingml/2006/main" xmlns:w14="http://schemas.microsoft.com/office/word/2010/wordml" xmlns:w15="http://schemas.microsoft.com/office/word/2012/wordml" xmlns:w16cex="http://schemas.microsoft.com/office/word/2018/wordml/cex" xmlns:w16cid="http://schemas.microsoft.com/office/word/2016/wordml/cid" xmlns:w16="http://schemas.microsoft.com/office/word/2018/wordml" xmlns:w16du="http://schemas.microsoft.com/office/word/2023/wordml/word16du" xmlns:w16sdtdh="http://schemas.microsoft.com/office/word/2020/wordml/sdtdatahash" xmlns:w16se="http://schemas.microsoft.com/office/word/2015/wordml/symex" xmlns:wpg="http://schemas.microsoft.com/office/word/2010/wordprocessingGroup" xmlns:wpi="http://schemas.microsoft.com/office/word/2010/wordprocessingInk" xmlns:wne="http://schemas.microsoft.com/office/word/2006/wordml" xmlns:wps="http://schemas.microsoft.com/office/word/2010/wordprocessingShape" mc:Ignorable="w14 w15 w16se w16cid w16 w16cex w16sdtdh w16du wp14">
+<w:hdr xmlns:wpc="http://schemas.microsoft.com/office/word/2010/wordprocessingCanvas" xmlns:cx="http://schemas.microsoft.com/office/drawing/2014/chartex" xmlns:cx1="http://schemas.microsoft.com/office/drawing/2015/9/8/chartex" xmlns:cx2="http://schemas.microsoft.com/office/drawing/2015/10/21/chartex" xmlns:cx3="http://schemas.microsoft.com/office/drawing/2016/5/9/chartex" xmlns:cx4="http://schemas.microsoft.com/office/drawing/2016/5/10/chartex" xmlns:cx5="http://schemas.microsoft.com/office/drawing/2016/5/11/chartex" xmlns:cx6="http://schemas.microsoft.com/office/drawing/2016/5/12/chartex" xmlns:cx7="http://schemas.microsoft.com/office/drawing/2016/5/13/chartex" xmlns:cx8="http://schemas.microsoft.com/office/drawing/2016/5/14/chartex" xmlns:mc="http://schemas.openxmlformats.org/markup-compatibility/2006" xmlns:aink="http://schemas.microsoft.com/office/drawing/2016/ink" xmlns:am3d="http://schemas.microsoft.com/office/drawing/2017/model3d" xmlns:o="urn:schemas-microsoft-com:office:office" xmlns:oel="http://schemas.microsoft.com/office/2019/extlst" xmlns:r="http://schemas.openxmlformats.org/officeDocument/2006/relationships" xmlns:m="http://schemas.openxmlformats.org/officeDocument/2006/math" xmlns:v="urn:schemas-microsoft-com:vml" xmlns:wp14="http://schemas.microsoft.com/office/word/2010/wordprocessingDrawing" xmlns:wp="http://schemas.openxmlformats.org/drawingml/2006/wordprocessingDrawing" xmlns:w10="urn:schemas-microsoft-com:office:word" xmlns:w="http://schemas.openxmlformats.org/wordprocessingml/2006/main" xmlns:w14="http://schemas.microsoft.com/office/word/2010/wordml" xmlns:w15="http://schemas.microsoft.com/office/word/2012/wordml" xmlns:w16cex="http://schemas.microsoft.com/office/word/2018/wordml/cex" xmlns:w16cid="http://schemas.microsoft.com/office/word/2016/wordml/cid" xmlns:w16="http://schemas.microsoft.com/office/word/2018/wordml" xmlns:w16du="http://schemas.microsoft.com/office/word/2023/wordml/word16du" xmlns:w16sdtdh="http://schemas.microsoft.com/office/word/2020/wordml/sdtdatahash" xmlns:w16sdtfl="http://schemas.microsoft.com/office/word/2024/wordml/sdtformatlock" xmlns:w16se="http://schemas.microsoft.com/office/word/2015/wordml/symex" xmlns:wpg="http://schemas.microsoft.com/office/word/2010/wordprocessingGroup" xmlns:wpi="http://schemas.microsoft.com/office/word/2010/wordprocessingInk" xmlns:wne="http://schemas.microsoft.com/office/word/2006/wordml" xmlns:wps="http://schemas.microsoft.com/office/word/2010/wordprocessingShape" mc:Ignorable="w14 w15 w16se w16cid w16 w16cex w16sdtdh w16sdtfl w16du wp14">
   <w:p>
     <w:pPr>
       <w:spacing w:after="0" w:line="240" w:lineRule="auto"/>
@@ -7810,7 +7125,7 @@
 </file>
 
 <file path=word/header3.xml><?xml version="1.0" encoding="utf-8"?>
-<w:hdr xmlns:wpc="http://schemas.microsoft.com/office/word/2010/wordprocessingCanvas" xmlns:cx="http://schemas.microsoft.com/office/drawing/2014/chartex" xmlns:cx1="http://schemas.microsoft.com/office/drawing/2015/9/8/chartex" xmlns:cx2="http://schemas.microsoft.com/office/drawing/2015/10/21/chartex" xmlns:cx3="http://schemas.microsoft.com/office/drawing/2016/5/9/chartex" xmlns:cx4="http://schemas.microsoft.com/office/drawing/2016/5/10/chartex" xmlns:cx5="http://schemas.microsoft.com/office/drawing/2016/5/11/chartex" xmlns:cx6="http://schemas.microsoft.com/office/drawing/2016/5/12/chartex" xmlns:cx7="http://schemas.microsoft.com/office/drawing/2016/5/13/chartex" xmlns:cx8="http://schemas.microsoft.com/office/drawing/2016/5/14/chartex" xmlns:mc="http://schemas.openxmlformats.org/markup-compatibility/2006" xmlns:aink="http://schemas.microsoft.com/office/drawing/2016/ink" xmlns:am3d="http://schemas.microsoft.com/office/drawing/2017/model3d" xmlns:o="urn:schemas-microsoft-com:office:office" xmlns:oel="http://schemas.microsoft.com/office/2019/extlst" xmlns:r="http://schemas.openxmlformats.org/officeDocument/2006/relationships" xmlns:m="http://schemas.openxmlformats.org/officeDocument/2006/math" xmlns:v="urn:schemas-microsoft-com:vml" xmlns:wp14="http://schemas.microsoft.com/office/word/2010/wordprocessingDrawing" xmlns:wp="http://schemas.openxmlformats.org/drawingml/2006/wordprocessingDrawing" xmlns:w10="urn:schemas-microsoft-com:office:word" xmlns:w="http://schemas.openxmlformats.org/wordprocessingml/2006/main" xmlns:w14="http://schemas.microsoft.com/office/word/2010/wordml" xmlns:w15="http://schemas.microsoft.com/office/word/2012/wordml" xmlns:w16cex="http://schemas.microsoft.com/office/word/2018/wordml/cex" xmlns:w16cid="http://schemas.microsoft.com/office/word/2016/wordml/cid" xmlns:w16="http://schemas.microsoft.com/office/word/2018/wordml" xmlns:w16du="http://schemas.microsoft.com/office/word/2023/wordml/word16du" xmlns:w16sdtdh="http://schemas.microsoft.com/office/word/2020/wordml/sdtdatahash" xmlns:w16se="http://schemas.microsoft.com/office/word/2015/wordml/symex" xmlns:wpg="http://schemas.microsoft.com/office/word/2010/wordprocessingGroup" xmlns:wpi="http://schemas.microsoft.com/office/word/2010/wordprocessingInk" xmlns:wne="http://schemas.microsoft.com/office/word/2006/wordml" xmlns:wps="http://schemas.microsoft.com/office/word/2010/wordprocessingShape" mc:Ignorable="w14 w15 w16se w16cid w16 w16cex w16sdtdh w16du wp14">
+<w:hdr xmlns:wpc="http://schemas.microsoft.com/office/word/2010/wordprocessingCanvas" xmlns:cx="http://schemas.microsoft.com/office/drawing/2014/chartex" xmlns:cx1="http://schemas.microsoft.com/office/drawing/2015/9/8/chartex" xmlns:cx2="http://schemas.microsoft.com/office/drawing/2015/10/21/chartex" xmlns:cx3="http://schemas.microsoft.com/office/drawing/2016/5/9/chartex" xmlns:cx4="http://schemas.microsoft.com/office/drawing/2016/5/10/chartex" xmlns:cx5="http://schemas.microsoft.com/office/drawing/2016/5/11/chartex" xmlns:cx6="http://schemas.microsoft.com/office/drawing/2016/5/12/chartex" xmlns:cx7="http://schemas.microsoft.com/office/drawing/2016/5/13/chartex" xmlns:cx8="http://schemas.microsoft.com/office/drawing/2016/5/14/chartex" xmlns:mc="http://schemas.openxmlformats.org/markup-compatibility/2006" xmlns:aink="http://schemas.microsoft.com/office/drawing/2016/ink" xmlns:am3d="http://schemas.microsoft.com/office/drawing/2017/model3d" xmlns:o="urn:schemas-microsoft-com:office:office" xmlns:oel="http://schemas.microsoft.com/office/2019/extlst" xmlns:r="http://schemas.openxmlformats.org/officeDocument/2006/relationships" xmlns:m="http://schemas.openxmlformats.org/officeDocument/2006/math" xmlns:v="urn:schemas-microsoft-com:vml" xmlns:wp14="http://schemas.microsoft.com/office/word/2010/wordprocessingDrawing" xmlns:wp="http://schemas.openxmlformats.org/drawingml/2006/wordprocessingDrawing" xmlns:w10="urn:schemas-microsoft-com:office:word" xmlns:w="http://schemas.openxmlformats.org/wordprocessingml/2006/main" xmlns:w14="http://schemas.microsoft.com/office/word/2010/wordml" xmlns:w15="http://schemas.microsoft.com/office/word/2012/wordml" xmlns:w16cex="http://schemas.microsoft.com/office/word/2018/wordml/cex" xmlns:w16cid="http://schemas.microsoft.com/office/word/2016/wordml/cid" xmlns:w16="http://schemas.microsoft.com/office/word/2018/wordml" xmlns:w16du="http://schemas.microsoft.com/office/word/2023/wordml/word16du" xmlns:w16sdtdh="http://schemas.microsoft.com/office/word/2020/wordml/sdtdatahash" xmlns:w16sdtfl="http://schemas.microsoft.com/office/word/2024/wordml/sdtformatlock" xmlns:w16se="http://schemas.microsoft.com/office/word/2015/wordml/symex" xmlns:wpg="http://schemas.microsoft.com/office/word/2010/wordprocessingGroup" xmlns:wpi="http://schemas.microsoft.com/office/word/2010/wordprocessingInk" xmlns:wne="http://schemas.microsoft.com/office/word/2006/wordml" xmlns:wps="http://schemas.microsoft.com/office/word/2010/wordprocessingShape" mc:Ignorable="w14 w15 w16se w16cid w16 w16cex w16sdtdh w16sdtfl w16du wp14">
   <w:p>
     <w:pPr>
       <w:spacing w:after="0" w:line="259" w:lineRule="auto"/>
@@ -7874,7 +7189,7 @@
 </file>
 
 <file path=word/numbering.xml><?xml version="1.0" encoding="utf-8"?>
-<w:numbering xmlns:wpc="http://schemas.microsoft.com/office/word/2010/wordprocessingCanvas" xmlns:cx="http://schemas.microsoft.com/office/drawing/2014/chartex" xmlns:cx1="http://schemas.microsoft.com/office/drawing/2015/9/8/chartex" xmlns:cx2="http://schemas.microsoft.com/office/drawing/2015/10/21/chartex" xmlns:cx3="http://schemas.microsoft.com/office/drawing/2016/5/9/chartex" xmlns:cx4="http://schemas.microsoft.com/office/drawing/2016/5/10/chartex" xmlns:cx5="http://schemas.microsoft.com/office/drawing/2016/5/11/chartex" xmlns:cx6="http://schemas.microsoft.com/office/drawing/2016/5/12/chartex" xmlns:cx7="http://schemas.microsoft.com/office/drawing/2016/5/13/chartex" xmlns:cx8="http://schemas.microsoft.com/office/drawing/2016/5/14/chartex" xmlns:mc="http://schemas.openxmlformats.org/markup-compatibility/2006" xmlns:aink="http://schemas.microsoft.com/office/drawing/2016/ink" xmlns:am3d="http://schemas.microsoft.com/office/drawing/2017/model3d" xmlns:o="urn:schemas-microsoft-com:office:office" xmlns:oel="http://schemas.microsoft.com/office/2019/extlst" xmlns:r="http://schemas.openxmlformats.org/officeDocument/2006/relationships" xmlns:m="http://schemas.openxmlformats.org/officeDocument/2006/math" xmlns:v="urn:schemas-microsoft-com:vml" xmlns:wp14="http://schemas.microsoft.com/office/word/2010/wordprocessingDrawing" xmlns:wp="http://schemas.openxmlformats.org/drawingml/2006/wordprocessingDrawing" xmlns:w10="urn:schemas-microsoft-com:office:word" xmlns:w="http://schemas.openxmlformats.org/wordprocessingml/2006/main" xmlns:w14="http://schemas.microsoft.com/office/word/2010/wordml" xmlns:w15="http://schemas.microsoft.com/office/word/2012/wordml" xmlns:w16cex="http://schemas.microsoft.com/office/word/2018/wordml/cex" xmlns:w16cid="http://schemas.microsoft.com/office/word/2016/wordml/cid" xmlns:w16="http://schemas.microsoft.com/office/word/2018/wordml" xmlns:w16du="http://schemas.microsoft.com/office/word/2023/wordml/word16du" xmlns:w16sdtdh="http://schemas.microsoft.com/office/word/2020/wordml/sdtdatahash" xmlns:w16se="http://schemas.microsoft.com/office/word/2015/wordml/symex" xmlns:wpg="http://schemas.microsoft.com/office/word/2010/wordprocessingGroup" xmlns:wpi="http://schemas.microsoft.com/office/word/2010/wordprocessingInk" xmlns:wne="http://schemas.microsoft.com/office/word/2006/wordml" xmlns:wps="http://schemas.microsoft.com/office/word/2010/wordprocessingShape" mc:Ignorable="w14 w15 w16se w16cid w16 w16cex w16sdtdh w16du wp14">
+<w:numbering xmlns:wpc="http://schemas.microsoft.com/office/word/2010/wordprocessingCanvas" xmlns:cx="http://schemas.microsoft.com/office/drawing/2014/chartex" xmlns:cx1="http://schemas.microsoft.com/office/drawing/2015/9/8/chartex" xmlns:cx2="http://schemas.microsoft.com/office/drawing/2015/10/21/chartex" xmlns:cx3="http://schemas.microsoft.com/office/drawing/2016/5/9/chartex" xmlns:cx4="http://schemas.microsoft.com/office/drawing/2016/5/10/chartex" xmlns:cx5="http://schemas.microsoft.com/office/drawing/2016/5/11/chartex" xmlns:cx6="http://schemas.microsoft.com/office/drawing/2016/5/12/chartex" xmlns:cx7="http://schemas.microsoft.com/office/drawing/2016/5/13/chartex" xmlns:cx8="http://schemas.microsoft.com/office/drawing/2016/5/14/chartex" xmlns:mc="http://schemas.openxmlformats.org/markup-compatibility/2006" xmlns:aink="http://schemas.microsoft.com/office/drawing/2016/ink" xmlns:am3d="http://schemas.microsoft.com/office/drawing/2017/model3d" xmlns:o="urn:schemas-microsoft-com:office:office" xmlns:oel="http://schemas.microsoft.com/office/2019/extlst" xmlns:r="http://schemas.openxmlformats.org/officeDocument/2006/relationships" xmlns:m="http://schemas.openxmlformats.org/officeDocument/2006/math" xmlns:v="urn:schemas-microsoft-com:vml" xmlns:wp14="http://schemas.microsoft.com/office/word/2010/wordprocessingDrawing" xmlns:wp="http://schemas.openxmlformats.org/drawingml/2006/wordprocessingDrawing" xmlns:w10="urn:schemas-microsoft-com:office:word" xmlns:w="http://schemas.openxmlformats.org/wordprocessingml/2006/main" xmlns:w14="http://schemas.microsoft.com/office/word/2010/wordml" xmlns:w15="http://schemas.microsoft.com/office/word/2012/wordml" xmlns:w16cex="http://schemas.microsoft.com/office/word/2018/wordml/cex" xmlns:w16cid="http://schemas.microsoft.com/office/word/2016/wordml/cid" xmlns:w16="http://schemas.microsoft.com/office/word/2018/wordml" xmlns:w16du="http://schemas.microsoft.com/office/word/2023/wordml/word16du" xmlns:w16sdtdh="http://schemas.microsoft.com/office/word/2020/wordml/sdtdatahash" xmlns:w16sdtfl="http://schemas.microsoft.com/office/word/2024/wordml/sdtformatlock" xmlns:w16se="http://schemas.microsoft.com/office/word/2015/wordml/symex" xmlns:wpg="http://schemas.microsoft.com/office/word/2010/wordprocessingGroup" xmlns:wpi="http://schemas.microsoft.com/office/word/2010/wordprocessingInk" xmlns:wne="http://schemas.microsoft.com/office/word/2006/wordml" xmlns:wps="http://schemas.microsoft.com/office/word/2010/wordprocessingShape" mc:Ignorable="w14 w15 w16se w16cid w16 w16cex w16sdtdh w16sdtfl w16du wp14">
   <w:abstractNum w:abstractNumId="0" w15:restartNumberingAfterBreak="0">
     <w:nsid w:val="03F62769"/>
     <w:multiLevelType w:val="hybridMultilevel"/>
@@ -11461,7 +10776,7 @@
 </file>
 
 <file path=word/styles.xml><?xml version="1.0" encoding="utf-8"?>
-<w:styles xmlns:mc="http://schemas.openxmlformats.org/markup-compatibility/2006" xmlns:r="http://schemas.openxmlformats.org/officeDocument/2006/relationships" xmlns:w="http://schemas.openxmlformats.org/wordprocessingml/2006/main" xmlns:w14="http://schemas.microsoft.com/office/word/2010/wordml" xmlns:w15="http://schemas.microsoft.com/office/word/2012/wordml" xmlns:w16cex="http://schemas.microsoft.com/office/word/2018/wordml/cex" xmlns:w16cid="http://schemas.microsoft.com/office/word/2016/wordml/cid" xmlns:w16="http://schemas.microsoft.com/office/word/2018/wordml" xmlns:w16du="http://schemas.microsoft.com/office/word/2023/wordml/word16du" xmlns:w16sdtdh="http://schemas.microsoft.com/office/word/2020/wordml/sdtdatahash" xmlns:w16se="http://schemas.microsoft.com/office/word/2015/wordml/symex" mc:Ignorable="w14 w15 w16se w16cid w16 w16cex w16sdtdh w16du">
+<w:styles xmlns:mc="http://schemas.openxmlformats.org/markup-compatibility/2006" xmlns:r="http://schemas.openxmlformats.org/officeDocument/2006/relationships" xmlns:w="http://schemas.openxmlformats.org/wordprocessingml/2006/main" xmlns:w14="http://schemas.microsoft.com/office/word/2010/wordml" xmlns:w15="http://schemas.microsoft.com/office/word/2012/wordml" xmlns:w16cex="http://schemas.microsoft.com/office/word/2018/wordml/cex" xmlns:w16cid="http://schemas.microsoft.com/office/word/2016/wordml/cid" xmlns:w16="http://schemas.microsoft.com/office/word/2018/wordml" xmlns:w16du="http://schemas.microsoft.com/office/word/2023/wordml/word16du" xmlns:w16sdtdh="http://schemas.microsoft.com/office/word/2020/wordml/sdtdatahash" xmlns:w16sdtfl="http://schemas.microsoft.com/office/word/2024/wordml/sdtformatlock" xmlns:w16se="http://schemas.microsoft.com/office/word/2015/wordml/symex" mc:Ignorable="w14 w15 w16se w16cid w16 w16cex w16sdtdh w16sdtfl w16du">
   <w:docDefaults>
     <w:rPrDefault>
       <w:rPr>
@@ -11914,7 +11229,6 @@
   <w:style w:type="character" w:default="1" w:styleId="DefaultParagraphFont">
     <w:name w:val="Default Paragraph Font"/>
     <w:uiPriority w:val="1"/>
-    <w:semiHidden/>
     <w:unhideWhenUsed/>
   </w:style>
   <w:style w:type="table" w:default="1" w:styleId="TableNormal">
